--- a/output/검수조서_CP-2026-0009.docx
+++ b/output/검수조서_CP-2026-0009.docx
@@ -335,7 +335,7 @@
                 <w:sz w:val="18"/>
                 <w:szCs w:val="18"/>
               </w:rPr>
-              <w:t xml:space="preserve"/>
+              <w:t xml:space="preserve">CT-2026-0002</w:t>
             </w:r>
           </w:p>
         </w:tc>
@@ -457,7 +457,7 @@
                 <w:sz w:val="18"/>
                 <w:szCs w:val="18"/>
               </w:rPr>
-              <w:t xml:space="preserve">        .     .     .</w:t>
+              <w:t xml:space="preserve">2025.12.30</w:t>
             </w:r>
           </w:p>
         </w:tc>
@@ -803,7 +803,7 @@
                 <w:sz w:val="18"/>
                 <w:szCs w:val="18"/>
               </w:rPr>
-              <w:t xml:space="preserve"/>
+              <w:t xml:space="preserve">클라우드 SDDC (VMware Cloud Foundation 5)</w:t>
             </w:r>
           </w:p>
         </w:tc>
@@ -832,7 +832,7 @@
                 <w:sz w:val="18"/>
                 <w:szCs w:val="18"/>
               </w:rPr>
-              <w:t xml:space="preserve"/>
+              <w:t xml:space="preserve">VMware Cloud Foundation 5 (CMP: Aria)</w:t>
             </w:r>
           </w:p>
         </w:tc>
@@ -861,7 +861,7 @@
                 <w:sz w:val="18"/>
                 <w:szCs w:val="18"/>
               </w:rPr>
-              <w:t xml:space="preserve"/>
+              <w:t xml:space="preserve">식</w:t>
             </w:r>
           </w:p>
         </w:tc>
@@ -890,7 +890,7 @@
                 <w:sz w:val="18"/>
                 <w:szCs w:val="18"/>
               </w:rPr>
-              <w:t xml:space="preserve"/>
+              <w:t xml:space="preserve">1</w:t>
             </w:r>
           </w:p>
         </w:tc>
@@ -919,7 +919,7 @@
                 <w:sz w:val="18"/>
                 <w:szCs w:val="18"/>
               </w:rPr>
-              <w:t xml:space="preserve"/>
+              <w:t xml:space="preserve">적합</w:t>
             </w:r>
           </w:p>
         </w:tc>
@@ -979,7 +979,7 @@
                 <w:sz w:val="18"/>
                 <w:szCs w:val="18"/>
               </w:rPr>
-              <w:t xml:space="preserve"/>
+              <w:t xml:space="preserve">SDDC 스토리지</w:t>
             </w:r>
           </w:p>
         </w:tc>
@@ -1008,7 +1008,7 @@
                 <w:sz w:val="18"/>
                 <w:szCs w:val="18"/>
               </w:rPr>
-              <w:t xml:space="preserve"/>
+              <w:t xml:space="preserve">VSP E590H</w:t>
             </w:r>
           </w:p>
         </w:tc>
@@ -1037,7 +1037,7 @@
                 <w:sz w:val="18"/>
                 <w:szCs w:val="18"/>
               </w:rPr>
-              <w:t xml:space="preserve"/>
+              <w:t xml:space="preserve">식</w:t>
             </w:r>
           </w:p>
         </w:tc>
@@ -1066,7 +1066,7 @@
                 <w:sz w:val="18"/>
                 <w:szCs w:val="18"/>
               </w:rPr>
-              <w:t xml:space="preserve"/>
+              <w:t xml:space="preserve">1</w:t>
             </w:r>
           </w:p>
         </w:tc>
@@ -1095,7 +1095,7 @@
                 <w:sz w:val="18"/>
                 <w:szCs w:val="18"/>
               </w:rPr>
-              <w:t xml:space="preserve"/>
+              <w:t xml:space="preserve">적합</w:t>
             </w:r>
           </w:p>
         </w:tc>
@@ -1155,7 +1155,7 @@
                 <w:sz w:val="18"/>
                 <w:szCs w:val="18"/>
               </w:rPr>
-              <w:t xml:space="preserve"/>
+              <w:t xml:space="preserve">GPU 서버</w:t>
             </w:r>
           </w:p>
         </w:tc>
@@ -1184,7 +1184,7 @@
                 <w:sz w:val="18"/>
                 <w:szCs w:val="18"/>
               </w:rPr>
-              <w:t xml:space="preserve"/>
+              <w:t xml:space="preserve">UCP HC HA820 G3</w:t>
             </w:r>
           </w:p>
         </w:tc>
@@ -1213,7 +1213,7 @@
                 <w:sz w:val="18"/>
                 <w:szCs w:val="18"/>
               </w:rPr>
-              <w:t xml:space="preserve"/>
+              <w:t xml:space="preserve">식</w:t>
             </w:r>
           </w:p>
         </w:tc>
@@ -1242,7 +1242,7 @@
                 <w:sz w:val="18"/>
                 <w:szCs w:val="18"/>
               </w:rPr>
-              <w:t xml:space="preserve"/>
+              <w:t xml:space="preserve">1</w:t>
             </w:r>
           </w:p>
         </w:tc>
@@ -1271,7 +1271,7 @@
                 <w:sz w:val="18"/>
                 <w:szCs w:val="18"/>
               </w:rPr>
-              <w:t xml:space="preserve"/>
+              <w:t xml:space="preserve">적합</w:t>
             </w:r>
           </w:p>
         </w:tc>
@@ -1331,7 +1331,7 @@
                 <w:sz w:val="18"/>
                 <w:szCs w:val="18"/>
               </w:rPr>
-              <w:t xml:space="preserve"/>
+              <w:t xml:space="preserve">데이터 백업 서버</w:t>
             </w:r>
           </w:p>
         </w:tc>
@@ -1360,7 +1360,7 @@
                 <w:sz w:val="18"/>
                 <w:szCs w:val="18"/>
               </w:rPr>
-              <w:t xml:space="preserve"/>
+              <w:t xml:space="preserve">UCP HC HA820 G3</w:t>
             </w:r>
           </w:p>
         </w:tc>
@@ -1389,7 +1389,7 @@
                 <w:sz w:val="18"/>
                 <w:szCs w:val="18"/>
               </w:rPr>
-              <w:t xml:space="preserve"/>
+              <w:t xml:space="preserve">식</w:t>
             </w:r>
           </w:p>
         </w:tc>
@@ -1418,7 +1418,7 @@
                 <w:sz w:val="18"/>
                 <w:szCs w:val="18"/>
               </w:rPr>
-              <w:t xml:space="preserve"/>
+              <w:t xml:space="preserve">1</w:t>
             </w:r>
           </w:p>
         </w:tc>
@@ -1447,7 +1447,7 @@
                 <w:sz w:val="18"/>
                 <w:szCs w:val="18"/>
               </w:rPr>
-              <w:t xml:space="preserve"/>
+              <w:t xml:space="preserve">적합</w:t>
             </w:r>
           </w:p>
         </w:tc>
@@ -1507,7 +1507,7 @@
                 <w:sz w:val="18"/>
                 <w:szCs w:val="18"/>
               </w:rPr>
-              <w:t xml:space="preserve"/>
+              <w:t xml:space="preserve">SDDC 보안 서버</w:t>
             </w:r>
           </w:p>
         </w:tc>
@@ -1536,7 +1536,7 @@
                 <w:sz w:val="18"/>
                 <w:szCs w:val="18"/>
               </w:rPr>
-              <w:t xml:space="preserve"/>
+              <w:t xml:space="preserve">UCP HC HA820 G3</w:t>
             </w:r>
           </w:p>
         </w:tc>
@@ -1565,7 +1565,7 @@
                 <w:sz w:val="18"/>
                 <w:szCs w:val="18"/>
               </w:rPr>
-              <w:t xml:space="preserve"/>
+              <w:t xml:space="preserve">식</w:t>
             </w:r>
           </w:p>
         </w:tc>
@@ -1594,7 +1594,7 @@
                 <w:sz w:val="18"/>
                 <w:szCs w:val="18"/>
               </w:rPr>
-              <w:t xml:space="preserve"/>
+              <w:t xml:space="preserve">1</w:t>
             </w:r>
           </w:p>
         </w:tc>
@@ -1623,12 +1623,2762 @@
                 <w:sz w:val="18"/>
                 <w:szCs w:val="18"/>
               </w:rPr>
-              <w:t xml:space="preserve"/>
+              <w:t xml:space="preserve">적합</w:t>
+            </w:r>
+          </w:p>
+        </w:tc>
+      </w:tr>
+      <w:tr>
+        <w:tc>
+          <w:tcPr>
+            <w:tcW w:type="dxa" w:w="675"/>
+            <w:tcMar>
+              <w:top w:type="dxa" w:w="60"/>
+              <w:left w:type="dxa" w:w="90"/>
+              <w:bottom w:type="dxa" w:w="60"/>
+              <w:right w:type="dxa" w:w="90"/>
+            </w:tcMar>
+            <w:vAlign w:val="center"/>
+          </w:tcPr>
+          <w:p>
+            <w:pPr>
+              <w:spacing w:after="20" w:before="20"/>
+              <w:jc w:val="center"/>
+            </w:pPr>
+            <w:r>
+              <w:rPr>
+                <w:rFonts w:ascii="맑은 고딕" w:cs="맑은 고딕" w:eastAsia="맑은 고딕" w:hAnsi="맑은 고딕"/>
+                <w:b w:val="false"/>
+                <w:bCs w:val="false"/>
+                <w:color w:val="000000"/>
+                <w:sz w:val="18"/>
+                <w:szCs w:val="18"/>
+              </w:rPr>
+              <w:t xml:space="preserve">6</w:t>
+            </w:r>
+          </w:p>
+        </w:tc>
+        <w:tc>
+          <w:tcPr>
+            <w:tcW w:type="dxa" w:w="3181"/>
+            <w:tcMar>
+              <w:top w:type="dxa" w:w="60"/>
+              <w:left w:type="dxa" w:w="90"/>
+              <w:bottom w:type="dxa" w:w="60"/>
+              <w:right w:type="dxa" w:w="90"/>
+            </w:tcMar>
+            <w:vAlign w:val="center"/>
+          </w:tcPr>
+          <w:p>
+            <w:pPr>
+              <w:spacing w:after="20" w:before="20"/>
+              <w:jc w:val="left"/>
+            </w:pPr>
+            <w:r>
+              <w:rPr>
+                <w:rFonts w:ascii="맑은 고딕" w:cs="맑은 고딕" w:eastAsia="맑은 고딕" w:hAnsi="맑은 고딕"/>
+                <w:b w:val="false"/>
+                <w:bCs w:val="false"/>
+                <w:color w:val="000000"/>
+                <w:sz w:val="18"/>
+                <w:szCs w:val="18"/>
+              </w:rPr>
+              <w:t xml:space="preserve">NAS 컨트롤러</w:t>
+            </w:r>
+          </w:p>
+        </w:tc>
+        <w:tc>
+          <w:tcPr>
+            <w:tcW w:type="dxa" w:w="2313"/>
+            <w:tcMar>
+              <w:top w:type="dxa" w:w="60"/>
+              <w:left w:type="dxa" w:w="90"/>
+              <w:bottom w:type="dxa" w:w="60"/>
+              <w:right w:type="dxa" w:w="90"/>
+            </w:tcMar>
+            <w:vAlign w:val="center"/>
+          </w:tcPr>
+          <w:p>
+            <w:pPr>
+              <w:spacing w:after="20" w:before="20"/>
+              <w:jc w:val="left"/>
+            </w:pPr>
+            <w:r>
+              <w:rPr>
+                <w:rFonts w:ascii="맑은 고딕" w:cs="맑은 고딕" w:eastAsia="맑은 고딕" w:hAnsi="맑은 고딕"/>
+                <w:b w:val="false"/>
+                <w:bCs w:val="false"/>
+                <w:color w:val="000000"/>
+                <w:sz w:val="18"/>
+                <w:szCs w:val="18"/>
+              </w:rPr>
+              <w:t xml:space="preserve">GNAS Gateway GNAS9220E</w:t>
+            </w:r>
+          </w:p>
+        </w:tc>
+        <w:tc>
+          <w:tcPr>
+            <w:tcW w:type="dxa" w:w="964"/>
+            <w:tcMar>
+              <w:top w:type="dxa" w:w="60"/>
+              <w:left w:type="dxa" w:w="90"/>
+              <w:bottom w:type="dxa" w:w="60"/>
+              <w:right w:type="dxa" w:w="90"/>
+            </w:tcMar>
+            <w:vAlign w:val="center"/>
+          </w:tcPr>
+          <w:p>
+            <w:pPr>
+              <w:spacing w:after="20" w:before="20"/>
+              <w:jc w:val="center"/>
+            </w:pPr>
+            <w:r>
+              <w:rPr>
+                <w:rFonts w:ascii="맑은 고딕" w:cs="맑은 고딕" w:eastAsia="맑은 고딕" w:hAnsi="맑은 고딕"/>
+                <w:b w:val="false"/>
+                <w:bCs w:val="false"/>
+                <w:color w:val="000000"/>
+                <w:sz w:val="18"/>
+                <w:szCs w:val="18"/>
+              </w:rPr>
+              <w:t xml:space="preserve">식</w:t>
+            </w:r>
+          </w:p>
+        </w:tc>
+        <w:tc>
+          <w:tcPr>
+            <w:tcW w:type="dxa" w:w="964"/>
+            <w:tcMar>
+              <w:top w:type="dxa" w:w="60"/>
+              <w:left w:type="dxa" w:w="90"/>
+              <w:bottom w:type="dxa" w:w="60"/>
+              <w:right w:type="dxa" w:w="90"/>
+            </w:tcMar>
+            <w:vAlign w:val="center"/>
+          </w:tcPr>
+          <w:p>
+            <w:pPr>
+              <w:spacing w:after="20" w:before="20"/>
+              <w:jc w:val="center"/>
+            </w:pPr>
+            <w:r>
+              <w:rPr>
+                <w:rFonts w:ascii="맑은 고딕" w:cs="맑은 고딕" w:eastAsia="맑은 고딕" w:hAnsi="맑은 고딕"/>
+                <w:b w:val="false"/>
+                <w:bCs w:val="false"/>
+                <w:color w:val="000000"/>
+                <w:sz w:val="18"/>
+                <w:szCs w:val="18"/>
+              </w:rPr>
+              <w:t xml:space="preserve">1</w:t>
+            </w:r>
+          </w:p>
+        </w:tc>
+        <w:tc>
+          <w:tcPr>
+            <w:tcW w:type="dxa" w:w="1542"/>
+            <w:tcMar>
+              <w:top w:type="dxa" w:w="60"/>
+              <w:left w:type="dxa" w:w="90"/>
+              <w:bottom w:type="dxa" w:w="60"/>
+              <w:right w:type="dxa" w:w="90"/>
+            </w:tcMar>
+            <w:vAlign w:val="center"/>
+          </w:tcPr>
+          <w:p>
+            <w:pPr>
+              <w:spacing w:after="20" w:before="20"/>
+              <w:jc w:val="center"/>
+            </w:pPr>
+            <w:r>
+              <w:rPr>
+                <w:rFonts w:ascii="맑은 고딕" w:cs="맑은 고딕" w:eastAsia="맑은 고딕" w:hAnsi="맑은 고딕"/>
+                <w:b w:val="false"/>
+                <w:bCs w:val="false"/>
+                <w:color w:val="000000"/>
+                <w:sz w:val="18"/>
+                <w:szCs w:val="18"/>
+              </w:rPr>
+              <w:t xml:space="preserve">적합</w:t>
+            </w:r>
+          </w:p>
+        </w:tc>
+      </w:tr>
+      <w:tr>
+        <w:tc>
+          <w:tcPr>
+            <w:tcW w:type="dxa" w:w="675"/>
+            <w:tcMar>
+              <w:top w:type="dxa" w:w="60"/>
+              <w:left w:type="dxa" w:w="90"/>
+              <w:bottom w:type="dxa" w:w="60"/>
+              <w:right w:type="dxa" w:w="90"/>
+            </w:tcMar>
+            <w:vAlign w:val="center"/>
+          </w:tcPr>
+          <w:p>
+            <w:pPr>
+              <w:spacing w:after="20" w:before="20"/>
+              <w:jc w:val="center"/>
+            </w:pPr>
+            <w:r>
+              <w:rPr>
+                <w:rFonts w:ascii="맑은 고딕" w:cs="맑은 고딕" w:eastAsia="맑은 고딕" w:hAnsi="맑은 고딕"/>
+                <w:b w:val="false"/>
+                <w:bCs w:val="false"/>
+                <w:color w:val="000000"/>
+                <w:sz w:val="18"/>
+                <w:szCs w:val="18"/>
+              </w:rPr>
+              <w:t xml:space="preserve">7</w:t>
+            </w:r>
+          </w:p>
+        </w:tc>
+        <w:tc>
+          <w:tcPr>
+            <w:tcW w:type="dxa" w:w="3181"/>
+            <w:tcMar>
+              <w:top w:type="dxa" w:w="60"/>
+              <w:left w:type="dxa" w:w="90"/>
+              <w:bottom w:type="dxa" w:w="60"/>
+              <w:right w:type="dxa" w:w="90"/>
+            </w:tcMar>
+            <w:vAlign w:val="center"/>
+          </w:tcPr>
+          <w:p>
+            <w:pPr>
+              <w:spacing w:after="20" w:before="20"/>
+              <w:jc w:val="left"/>
+            </w:pPr>
+            <w:r>
+              <w:rPr>
+                <w:rFonts w:ascii="맑은 고딕" w:cs="맑은 고딕" w:eastAsia="맑은 고딕" w:hAnsi="맑은 고딕"/>
+                <w:b w:val="false"/>
+                <w:bCs w:val="false"/>
+                <w:color w:val="000000"/>
+                <w:sz w:val="18"/>
+                <w:szCs w:val="18"/>
+              </w:rPr>
+              <w:t xml:space="preserve">SDDC 서비스 서버</w:t>
+            </w:r>
+          </w:p>
+        </w:tc>
+        <w:tc>
+          <w:tcPr>
+            <w:tcW w:type="dxa" w:w="2313"/>
+            <w:tcMar>
+              <w:top w:type="dxa" w:w="60"/>
+              <w:left w:type="dxa" w:w="90"/>
+              <w:bottom w:type="dxa" w:w="60"/>
+              <w:right w:type="dxa" w:w="90"/>
+            </w:tcMar>
+            <w:vAlign w:val="center"/>
+          </w:tcPr>
+          <w:p>
+            <w:pPr>
+              <w:spacing w:after="20" w:before="20"/>
+              <w:jc w:val="left"/>
+            </w:pPr>
+            <w:r>
+              <w:rPr>
+                <w:rFonts w:ascii="맑은 고딕" w:cs="맑은 고딕" w:eastAsia="맑은 고딕" w:hAnsi="맑은 고딕"/>
+                <w:b w:val="false"/>
+                <w:bCs w:val="false"/>
+                <w:color w:val="000000"/>
+                <w:sz w:val="18"/>
+                <w:szCs w:val="18"/>
+              </w:rPr>
+              <w:t xml:space="preserve">UCP HC HA820 G3</w:t>
+            </w:r>
+          </w:p>
+        </w:tc>
+        <w:tc>
+          <w:tcPr>
+            <w:tcW w:type="dxa" w:w="964"/>
+            <w:tcMar>
+              <w:top w:type="dxa" w:w="60"/>
+              <w:left w:type="dxa" w:w="90"/>
+              <w:bottom w:type="dxa" w:w="60"/>
+              <w:right w:type="dxa" w:w="90"/>
+            </w:tcMar>
+            <w:vAlign w:val="center"/>
+          </w:tcPr>
+          <w:p>
+            <w:pPr>
+              <w:spacing w:after="20" w:before="20"/>
+              <w:jc w:val="center"/>
+            </w:pPr>
+            <w:r>
+              <w:rPr>
+                <w:rFonts w:ascii="맑은 고딕" w:cs="맑은 고딕" w:eastAsia="맑은 고딕" w:hAnsi="맑은 고딕"/>
+                <w:b w:val="false"/>
+                <w:bCs w:val="false"/>
+                <w:color w:val="000000"/>
+                <w:sz w:val="18"/>
+                <w:szCs w:val="18"/>
+              </w:rPr>
+              <w:t xml:space="preserve">식</w:t>
+            </w:r>
+          </w:p>
+        </w:tc>
+        <w:tc>
+          <w:tcPr>
+            <w:tcW w:type="dxa" w:w="964"/>
+            <w:tcMar>
+              <w:top w:type="dxa" w:w="60"/>
+              <w:left w:type="dxa" w:w="90"/>
+              <w:bottom w:type="dxa" w:w="60"/>
+              <w:right w:type="dxa" w:w="90"/>
+            </w:tcMar>
+            <w:vAlign w:val="center"/>
+          </w:tcPr>
+          <w:p>
+            <w:pPr>
+              <w:spacing w:after="20" w:before="20"/>
+              <w:jc w:val="center"/>
+            </w:pPr>
+            <w:r>
+              <w:rPr>
+                <w:rFonts w:ascii="맑은 고딕" w:cs="맑은 고딕" w:eastAsia="맑은 고딕" w:hAnsi="맑은 고딕"/>
+                <w:b w:val="false"/>
+                <w:bCs w:val="false"/>
+                <w:color w:val="000000"/>
+                <w:sz w:val="18"/>
+                <w:szCs w:val="18"/>
+              </w:rPr>
+              <w:t xml:space="preserve">1</w:t>
+            </w:r>
+          </w:p>
+        </w:tc>
+        <w:tc>
+          <w:tcPr>
+            <w:tcW w:type="dxa" w:w="1542"/>
+            <w:tcMar>
+              <w:top w:type="dxa" w:w="60"/>
+              <w:left w:type="dxa" w:w="90"/>
+              <w:bottom w:type="dxa" w:w="60"/>
+              <w:right w:type="dxa" w:w="90"/>
+            </w:tcMar>
+            <w:vAlign w:val="center"/>
+          </w:tcPr>
+          <w:p>
+            <w:pPr>
+              <w:spacing w:after="20" w:before="20"/>
+              <w:jc w:val="center"/>
+            </w:pPr>
+            <w:r>
+              <w:rPr>
+                <w:rFonts w:ascii="맑은 고딕" w:cs="맑은 고딕" w:eastAsia="맑은 고딕" w:hAnsi="맑은 고딕"/>
+                <w:b w:val="false"/>
+                <w:bCs w:val="false"/>
+                <w:color w:val="000000"/>
+                <w:sz w:val="18"/>
+                <w:szCs w:val="18"/>
+              </w:rPr>
+              <w:t xml:space="preserve">적합</w:t>
+            </w:r>
+          </w:p>
+        </w:tc>
+      </w:tr>
+      <w:tr>
+        <w:tc>
+          <w:tcPr>
+            <w:tcW w:type="dxa" w:w="675"/>
+            <w:tcMar>
+              <w:top w:type="dxa" w:w="60"/>
+              <w:left w:type="dxa" w:w="90"/>
+              <w:bottom w:type="dxa" w:w="60"/>
+              <w:right w:type="dxa" w:w="90"/>
+            </w:tcMar>
+            <w:vAlign w:val="center"/>
+          </w:tcPr>
+          <w:p>
+            <w:pPr>
+              <w:spacing w:after="20" w:before="20"/>
+              <w:jc w:val="center"/>
+            </w:pPr>
+            <w:r>
+              <w:rPr>
+                <w:rFonts w:ascii="맑은 고딕" w:cs="맑은 고딕" w:eastAsia="맑은 고딕" w:hAnsi="맑은 고딕"/>
+                <w:b w:val="false"/>
+                <w:bCs w:val="false"/>
+                <w:color w:val="000000"/>
+                <w:sz w:val="18"/>
+                <w:szCs w:val="18"/>
+              </w:rPr>
+              <w:t xml:space="preserve">8</w:t>
+            </w:r>
+          </w:p>
+        </w:tc>
+        <w:tc>
+          <w:tcPr>
+            <w:tcW w:type="dxa" w:w="3181"/>
+            <w:tcMar>
+              <w:top w:type="dxa" w:w="60"/>
+              <w:left w:type="dxa" w:w="90"/>
+              <w:bottom w:type="dxa" w:w="60"/>
+              <w:right w:type="dxa" w:w="90"/>
+            </w:tcMar>
+            <w:vAlign w:val="center"/>
+          </w:tcPr>
+          <w:p>
+            <w:pPr>
+              <w:spacing w:after="20" w:before="20"/>
+              <w:jc w:val="left"/>
+            </w:pPr>
+            <w:r>
+              <w:rPr>
+                <w:rFonts w:ascii="맑은 고딕" w:cs="맑은 고딕" w:eastAsia="맑은 고딕" w:hAnsi="맑은 고딕"/>
+                <w:b w:val="false"/>
+                <w:bCs w:val="false"/>
+                <w:color w:val="000000"/>
+                <w:sz w:val="18"/>
+                <w:szCs w:val="18"/>
+              </w:rPr>
+              <w:t xml:space="preserve">데이터베이스 암호화 소프트웨어</w:t>
+            </w:r>
+          </w:p>
+        </w:tc>
+        <w:tc>
+          <w:tcPr>
+            <w:tcW w:type="dxa" w:w="2313"/>
+            <w:tcMar>
+              <w:top w:type="dxa" w:w="60"/>
+              <w:left w:type="dxa" w:w="90"/>
+              <w:bottom w:type="dxa" w:w="60"/>
+              <w:right w:type="dxa" w:w="90"/>
+            </w:tcMar>
+            <w:vAlign w:val="center"/>
+          </w:tcPr>
+          <w:p>
+            <w:pPr>
+              <w:spacing w:after="20" w:before="20"/>
+              <w:jc w:val="left"/>
+            </w:pPr>
+            <w:r>
+              <w:rPr>
+                <w:rFonts w:ascii="맑은 고딕" w:cs="맑은 고딕" w:eastAsia="맑은 고딕" w:hAnsi="맑은 고딕"/>
+                <w:b w:val="false"/>
+                <w:bCs w:val="false"/>
+                <w:color w:val="000000"/>
+                <w:sz w:val="18"/>
+                <w:szCs w:val="18"/>
+              </w:rPr>
+              <w:t xml:space="preserve">EdgeDB v4.0</w:t>
+            </w:r>
+          </w:p>
+        </w:tc>
+        <w:tc>
+          <w:tcPr>
+            <w:tcW w:type="dxa" w:w="964"/>
+            <w:tcMar>
+              <w:top w:type="dxa" w:w="60"/>
+              <w:left w:type="dxa" w:w="90"/>
+              <w:bottom w:type="dxa" w:w="60"/>
+              <w:right w:type="dxa" w:w="90"/>
+            </w:tcMar>
+            <w:vAlign w:val="center"/>
+          </w:tcPr>
+          <w:p>
+            <w:pPr>
+              <w:spacing w:after="20" w:before="20"/>
+              <w:jc w:val="center"/>
+            </w:pPr>
+            <w:r>
+              <w:rPr>
+                <w:rFonts w:ascii="맑은 고딕" w:cs="맑은 고딕" w:eastAsia="맑은 고딕" w:hAnsi="맑은 고딕"/>
+                <w:b w:val="false"/>
+                <w:bCs w:val="false"/>
+                <w:color w:val="000000"/>
+                <w:sz w:val="18"/>
+                <w:szCs w:val="18"/>
+              </w:rPr>
+              <w:t xml:space="preserve">식</w:t>
+            </w:r>
+          </w:p>
+        </w:tc>
+        <w:tc>
+          <w:tcPr>
+            <w:tcW w:type="dxa" w:w="964"/>
+            <w:tcMar>
+              <w:top w:type="dxa" w:w="60"/>
+              <w:left w:type="dxa" w:w="90"/>
+              <w:bottom w:type="dxa" w:w="60"/>
+              <w:right w:type="dxa" w:w="90"/>
+            </w:tcMar>
+            <w:vAlign w:val="center"/>
+          </w:tcPr>
+          <w:p>
+            <w:pPr>
+              <w:spacing w:after="20" w:before="20"/>
+              <w:jc w:val="center"/>
+            </w:pPr>
+            <w:r>
+              <w:rPr>
+                <w:rFonts w:ascii="맑은 고딕" w:cs="맑은 고딕" w:eastAsia="맑은 고딕" w:hAnsi="맑은 고딕"/>
+                <w:b w:val="false"/>
+                <w:bCs w:val="false"/>
+                <w:color w:val="000000"/>
+                <w:sz w:val="18"/>
+                <w:szCs w:val="18"/>
+              </w:rPr>
+              <w:t xml:space="preserve">1</w:t>
+            </w:r>
+          </w:p>
+        </w:tc>
+        <w:tc>
+          <w:tcPr>
+            <w:tcW w:type="dxa" w:w="1542"/>
+            <w:tcMar>
+              <w:top w:type="dxa" w:w="60"/>
+              <w:left w:type="dxa" w:w="90"/>
+              <w:bottom w:type="dxa" w:w="60"/>
+              <w:right w:type="dxa" w:w="90"/>
+            </w:tcMar>
+            <w:vAlign w:val="center"/>
+          </w:tcPr>
+          <w:p>
+            <w:pPr>
+              <w:spacing w:after="20" w:before="20"/>
+              <w:jc w:val="center"/>
+            </w:pPr>
+            <w:r>
+              <w:rPr>
+                <w:rFonts w:ascii="맑은 고딕" w:cs="맑은 고딕" w:eastAsia="맑은 고딕" w:hAnsi="맑은 고딕"/>
+                <w:b w:val="false"/>
+                <w:bCs w:val="false"/>
+                <w:color w:val="000000"/>
+                <w:sz w:val="18"/>
+                <w:szCs w:val="18"/>
+              </w:rPr>
+              <w:t xml:space="preserve">적합</w:t>
+            </w:r>
+          </w:p>
+        </w:tc>
+      </w:tr>
+      <w:tr>
+        <w:tc>
+          <w:tcPr>
+            <w:tcW w:type="dxa" w:w="675"/>
+            <w:tcMar>
+              <w:top w:type="dxa" w:w="60"/>
+              <w:left w:type="dxa" w:w="90"/>
+              <w:bottom w:type="dxa" w:w="60"/>
+              <w:right w:type="dxa" w:w="90"/>
+            </w:tcMar>
+            <w:vAlign w:val="center"/>
+          </w:tcPr>
+          <w:p>
+            <w:pPr>
+              <w:spacing w:after="20" w:before="20"/>
+              <w:jc w:val="center"/>
+            </w:pPr>
+            <w:r>
+              <w:rPr>
+                <w:rFonts w:ascii="맑은 고딕" w:cs="맑은 고딕" w:eastAsia="맑은 고딕" w:hAnsi="맑은 고딕"/>
+                <w:b w:val="false"/>
+                <w:bCs w:val="false"/>
+                <w:color w:val="000000"/>
+                <w:sz w:val="18"/>
+                <w:szCs w:val="18"/>
+              </w:rPr>
+              <w:t xml:space="preserve">9</w:t>
+            </w:r>
+          </w:p>
+        </w:tc>
+        <w:tc>
+          <w:tcPr>
+            <w:tcW w:type="dxa" w:w="3181"/>
+            <w:tcMar>
+              <w:top w:type="dxa" w:w="60"/>
+              <w:left w:type="dxa" w:w="90"/>
+              <w:bottom w:type="dxa" w:w="60"/>
+              <w:right w:type="dxa" w:w="90"/>
+            </w:tcMar>
+            <w:vAlign w:val="center"/>
+          </w:tcPr>
+          <w:p>
+            <w:pPr>
+              <w:spacing w:after="20" w:before="20"/>
+              <w:jc w:val="left"/>
+            </w:pPr>
+            <w:r>
+              <w:rPr>
+                <w:rFonts w:ascii="맑은 고딕" w:cs="맑은 고딕" w:eastAsia="맑은 고딕" w:hAnsi="맑은 고딕"/>
+                <w:b w:val="false"/>
+                <w:bCs w:val="false"/>
+                <w:color w:val="000000"/>
+                <w:sz w:val="18"/>
+                <w:szCs w:val="18"/>
+              </w:rPr>
+              <w:t xml:space="preserve">VDI 서버</w:t>
+            </w:r>
+          </w:p>
+        </w:tc>
+        <w:tc>
+          <w:tcPr>
+            <w:tcW w:type="dxa" w:w="2313"/>
+            <w:tcMar>
+              <w:top w:type="dxa" w:w="60"/>
+              <w:left w:type="dxa" w:w="90"/>
+              <w:bottom w:type="dxa" w:w="60"/>
+              <w:right w:type="dxa" w:w="90"/>
+            </w:tcMar>
+            <w:vAlign w:val="center"/>
+          </w:tcPr>
+          <w:p>
+            <w:pPr>
+              <w:spacing w:after="20" w:before="20"/>
+              <w:jc w:val="left"/>
+            </w:pPr>
+            <w:r>
+              <w:rPr>
+                <w:rFonts w:ascii="맑은 고딕" w:cs="맑은 고딕" w:eastAsia="맑은 고딕" w:hAnsi="맑은 고딕"/>
+                <w:b w:val="false"/>
+                <w:bCs w:val="false"/>
+                <w:color w:val="000000"/>
+                <w:sz w:val="18"/>
+                <w:szCs w:val="18"/>
+              </w:rPr>
+              <w:t xml:space="preserve">UCP HC HA820 G3</w:t>
+            </w:r>
+          </w:p>
+        </w:tc>
+        <w:tc>
+          <w:tcPr>
+            <w:tcW w:type="dxa" w:w="964"/>
+            <w:tcMar>
+              <w:top w:type="dxa" w:w="60"/>
+              <w:left w:type="dxa" w:w="90"/>
+              <w:bottom w:type="dxa" w:w="60"/>
+              <w:right w:type="dxa" w:w="90"/>
+            </w:tcMar>
+            <w:vAlign w:val="center"/>
+          </w:tcPr>
+          <w:p>
+            <w:pPr>
+              <w:spacing w:after="20" w:before="20"/>
+              <w:jc w:val="center"/>
+            </w:pPr>
+            <w:r>
+              <w:rPr>
+                <w:rFonts w:ascii="맑은 고딕" w:cs="맑은 고딕" w:eastAsia="맑은 고딕" w:hAnsi="맑은 고딕"/>
+                <w:b w:val="false"/>
+                <w:bCs w:val="false"/>
+                <w:color w:val="000000"/>
+                <w:sz w:val="18"/>
+                <w:szCs w:val="18"/>
+              </w:rPr>
+              <w:t xml:space="preserve">식</w:t>
+            </w:r>
+          </w:p>
+        </w:tc>
+        <w:tc>
+          <w:tcPr>
+            <w:tcW w:type="dxa" w:w="964"/>
+            <w:tcMar>
+              <w:top w:type="dxa" w:w="60"/>
+              <w:left w:type="dxa" w:w="90"/>
+              <w:bottom w:type="dxa" w:w="60"/>
+              <w:right w:type="dxa" w:w="90"/>
+            </w:tcMar>
+            <w:vAlign w:val="center"/>
+          </w:tcPr>
+          <w:p>
+            <w:pPr>
+              <w:spacing w:after="20" w:before="20"/>
+              <w:jc w:val="center"/>
+            </w:pPr>
+            <w:r>
+              <w:rPr>
+                <w:rFonts w:ascii="맑은 고딕" w:cs="맑은 고딕" w:eastAsia="맑은 고딕" w:hAnsi="맑은 고딕"/>
+                <w:b w:val="false"/>
+                <w:bCs w:val="false"/>
+                <w:color w:val="000000"/>
+                <w:sz w:val="18"/>
+                <w:szCs w:val="18"/>
+              </w:rPr>
+              <w:t xml:space="preserve">1</w:t>
+            </w:r>
+          </w:p>
+        </w:tc>
+        <w:tc>
+          <w:tcPr>
+            <w:tcW w:type="dxa" w:w="1542"/>
+            <w:tcMar>
+              <w:top w:type="dxa" w:w="60"/>
+              <w:left w:type="dxa" w:w="90"/>
+              <w:bottom w:type="dxa" w:w="60"/>
+              <w:right w:type="dxa" w:w="90"/>
+            </w:tcMar>
+            <w:vAlign w:val="center"/>
+          </w:tcPr>
+          <w:p>
+            <w:pPr>
+              <w:spacing w:after="20" w:before="20"/>
+              <w:jc w:val="center"/>
+            </w:pPr>
+            <w:r>
+              <w:rPr>
+                <w:rFonts w:ascii="맑은 고딕" w:cs="맑은 고딕" w:eastAsia="맑은 고딕" w:hAnsi="맑은 고딕"/>
+                <w:b w:val="false"/>
+                <w:bCs w:val="false"/>
+                <w:color w:val="000000"/>
+                <w:sz w:val="18"/>
+                <w:szCs w:val="18"/>
+              </w:rPr>
+              <w:t xml:space="preserve">적합</w:t>
+            </w:r>
+          </w:p>
+        </w:tc>
+      </w:tr>
+      <w:tr>
+        <w:tc>
+          <w:tcPr>
+            <w:tcW w:type="dxa" w:w="675"/>
+            <w:tcMar>
+              <w:top w:type="dxa" w:w="60"/>
+              <w:left w:type="dxa" w:w="90"/>
+              <w:bottom w:type="dxa" w:w="60"/>
+              <w:right w:type="dxa" w:w="90"/>
+            </w:tcMar>
+            <w:vAlign w:val="center"/>
+          </w:tcPr>
+          <w:p>
+            <w:pPr>
+              <w:spacing w:after="20" w:before="20"/>
+              <w:jc w:val="center"/>
+            </w:pPr>
+            <w:r>
+              <w:rPr>
+                <w:rFonts w:ascii="맑은 고딕" w:cs="맑은 고딕" w:eastAsia="맑은 고딕" w:hAnsi="맑은 고딕"/>
+                <w:b w:val="false"/>
+                <w:bCs w:val="false"/>
+                <w:color w:val="000000"/>
+                <w:sz w:val="18"/>
+                <w:szCs w:val="18"/>
+              </w:rPr>
+              <w:t xml:space="preserve">10</w:t>
+            </w:r>
+          </w:p>
+        </w:tc>
+        <w:tc>
+          <w:tcPr>
+            <w:tcW w:type="dxa" w:w="3181"/>
+            <w:tcMar>
+              <w:top w:type="dxa" w:w="60"/>
+              <w:left w:type="dxa" w:w="90"/>
+              <w:bottom w:type="dxa" w:w="60"/>
+              <w:right w:type="dxa" w:w="90"/>
+            </w:tcMar>
+            <w:vAlign w:val="center"/>
+          </w:tcPr>
+          <w:p>
+            <w:pPr>
+              <w:spacing w:after="20" w:before="20"/>
+              <w:jc w:val="left"/>
+            </w:pPr>
+            <w:r>
+              <w:rPr>
+                <w:rFonts w:ascii="맑은 고딕" w:cs="맑은 고딕" w:eastAsia="맑은 고딕" w:hAnsi="맑은 고딕"/>
+                <w:b w:val="false"/>
+                <w:bCs w:val="false"/>
+                <w:color w:val="000000"/>
+                <w:sz w:val="18"/>
+                <w:szCs w:val="18"/>
+              </w:rPr>
+              <w:t xml:space="preserve">모바일 백신 소프트웨어</w:t>
+            </w:r>
+          </w:p>
+        </w:tc>
+        <w:tc>
+          <w:tcPr>
+            <w:tcW w:type="dxa" w:w="2313"/>
+            <w:tcMar>
+              <w:top w:type="dxa" w:w="60"/>
+              <w:left w:type="dxa" w:w="90"/>
+              <w:bottom w:type="dxa" w:w="60"/>
+              <w:right w:type="dxa" w:w="90"/>
+            </w:tcMar>
+            <w:vAlign w:val="center"/>
+          </w:tcPr>
+          <w:p>
+            <w:pPr>
+              <w:spacing w:after="20" w:before="20"/>
+              <w:jc w:val="left"/>
+            </w:pPr>
+            <w:r>
+              <w:rPr>
+                <w:rFonts w:ascii="맑은 고딕" w:cs="맑은 고딕" w:eastAsia="맑은 고딕" w:hAnsi="맑은 고딕"/>
+                <w:b w:val="false"/>
+                <w:bCs w:val="false"/>
+                <w:color w:val="000000"/>
+                <w:sz w:val="18"/>
+                <w:szCs w:val="18"/>
+              </w:rPr>
+              <w:t xml:space="preserve">AppIron Vaccine v1.0</w:t>
+            </w:r>
+          </w:p>
+        </w:tc>
+        <w:tc>
+          <w:tcPr>
+            <w:tcW w:type="dxa" w:w="964"/>
+            <w:tcMar>
+              <w:top w:type="dxa" w:w="60"/>
+              <w:left w:type="dxa" w:w="90"/>
+              <w:bottom w:type="dxa" w:w="60"/>
+              <w:right w:type="dxa" w:w="90"/>
+            </w:tcMar>
+            <w:vAlign w:val="center"/>
+          </w:tcPr>
+          <w:p>
+            <w:pPr>
+              <w:spacing w:after="20" w:before="20"/>
+              <w:jc w:val="center"/>
+            </w:pPr>
+            <w:r>
+              <w:rPr>
+                <w:rFonts w:ascii="맑은 고딕" w:cs="맑은 고딕" w:eastAsia="맑은 고딕" w:hAnsi="맑은 고딕"/>
+                <w:b w:val="false"/>
+                <w:bCs w:val="false"/>
+                <w:color w:val="000000"/>
+                <w:sz w:val="18"/>
+                <w:szCs w:val="18"/>
+              </w:rPr>
+              <w:t xml:space="preserve">식</w:t>
+            </w:r>
+          </w:p>
+        </w:tc>
+        <w:tc>
+          <w:tcPr>
+            <w:tcW w:type="dxa" w:w="964"/>
+            <w:tcMar>
+              <w:top w:type="dxa" w:w="60"/>
+              <w:left w:type="dxa" w:w="90"/>
+              <w:bottom w:type="dxa" w:w="60"/>
+              <w:right w:type="dxa" w:w="90"/>
+            </w:tcMar>
+            <w:vAlign w:val="center"/>
+          </w:tcPr>
+          <w:p>
+            <w:pPr>
+              <w:spacing w:after="20" w:before="20"/>
+              <w:jc w:val="center"/>
+            </w:pPr>
+            <w:r>
+              <w:rPr>
+                <w:rFonts w:ascii="맑은 고딕" w:cs="맑은 고딕" w:eastAsia="맑은 고딕" w:hAnsi="맑은 고딕"/>
+                <w:b w:val="false"/>
+                <w:bCs w:val="false"/>
+                <w:color w:val="000000"/>
+                <w:sz w:val="18"/>
+                <w:szCs w:val="18"/>
+              </w:rPr>
+              <w:t xml:space="preserve">1</w:t>
+            </w:r>
+          </w:p>
+        </w:tc>
+        <w:tc>
+          <w:tcPr>
+            <w:tcW w:type="dxa" w:w="1542"/>
+            <w:tcMar>
+              <w:top w:type="dxa" w:w="60"/>
+              <w:left w:type="dxa" w:w="90"/>
+              <w:bottom w:type="dxa" w:w="60"/>
+              <w:right w:type="dxa" w:w="90"/>
+            </w:tcMar>
+            <w:vAlign w:val="center"/>
+          </w:tcPr>
+          <w:p>
+            <w:pPr>
+              <w:spacing w:after="20" w:before="20"/>
+              <w:jc w:val="center"/>
+            </w:pPr>
+            <w:r>
+              <w:rPr>
+                <w:rFonts w:ascii="맑은 고딕" w:cs="맑은 고딕" w:eastAsia="맑은 고딕" w:hAnsi="맑은 고딕"/>
+                <w:b w:val="false"/>
+                <w:bCs w:val="false"/>
+                <w:color w:val="000000"/>
+                <w:sz w:val="18"/>
+                <w:szCs w:val="18"/>
+              </w:rPr>
+              <w:t xml:space="preserve">적합</w:t>
+            </w:r>
+          </w:p>
+        </w:tc>
+      </w:tr>
+      <w:tr>
+        <w:tc>
+          <w:tcPr>
+            <w:tcW w:type="dxa" w:w="675"/>
+            <w:tcMar>
+              <w:top w:type="dxa" w:w="60"/>
+              <w:left w:type="dxa" w:w="90"/>
+              <w:bottom w:type="dxa" w:w="60"/>
+              <w:right w:type="dxa" w:w="90"/>
+            </w:tcMar>
+            <w:vAlign w:val="center"/>
+          </w:tcPr>
+          <w:p>
+            <w:pPr>
+              <w:spacing w:after="20" w:before="20"/>
+              <w:jc w:val="center"/>
+            </w:pPr>
+            <w:r>
+              <w:rPr>
+                <w:rFonts w:ascii="맑은 고딕" w:cs="맑은 고딕" w:eastAsia="맑은 고딕" w:hAnsi="맑은 고딕"/>
+                <w:b w:val="false"/>
+                <w:bCs w:val="false"/>
+                <w:color w:val="000000"/>
+                <w:sz w:val="18"/>
+                <w:szCs w:val="18"/>
+              </w:rPr>
+              <w:t xml:space="preserve">11</w:t>
+            </w:r>
+          </w:p>
+        </w:tc>
+        <w:tc>
+          <w:tcPr>
+            <w:tcW w:type="dxa" w:w="3181"/>
+            <w:tcMar>
+              <w:top w:type="dxa" w:w="60"/>
+              <w:left w:type="dxa" w:w="90"/>
+              <w:bottom w:type="dxa" w:w="60"/>
+              <w:right w:type="dxa" w:w="90"/>
+            </w:tcMar>
+            <w:vAlign w:val="center"/>
+          </w:tcPr>
+          <w:p>
+            <w:pPr>
+              <w:spacing w:after="20" w:before="20"/>
+              <w:jc w:val="left"/>
+            </w:pPr>
+            <w:r>
+              <w:rPr>
+                <w:rFonts w:ascii="맑은 고딕" w:cs="맑은 고딕" w:eastAsia="맑은 고딕" w:hAnsi="맑은 고딕"/>
+                <w:b w:val="false"/>
+                <w:bCs w:val="false"/>
+                <w:color w:val="000000"/>
+                <w:sz w:val="18"/>
+                <w:szCs w:val="18"/>
+              </w:rPr>
+              <w:t xml:space="preserve">웹인증솔루션</w:t>
+            </w:r>
+          </w:p>
+        </w:tc>
+        <w:tc>
+          <w:tcPr>
+            <w:tcW w:type="dxa" w:w="2313"/>
+            <w:tcMar>
+              <w:top w:type="dxa" w:w="60"/>
+              <w:left w:type="dxa" w:w="90"/>
+              <w:bottom w:type="dxa" w:w="60"/>
+              <w:right w:type="dxa" w:w="90"/>
+            </w:tcMar>
+            <w:vAlign w:val="center"/>
+          </w:tcPr>
+          <w:p>
+            <w:pPr>
+              <w:spacing w:after="20" w:before="20"/>
+              <w:jc w:val="left"/>
+            </w:pPr>
+            <w:r>
+              <w:rPr>
+                <w:rFonts w:ascii="맑은 고딕" w:cs="맑은 고딕" w:eastAsia="맑은 고딕" w:hAnsi="맑은 고딕"/>
+                <w:b w:val="false"/>
+                <w:bCs w:val="false"/>
+                <w:color w:val="000000"/>
+                <w:sz w:val="18"/>
+                <w:szCs w:val="18"/>
+              </w:rPr>
+              <w:t xml:space="preserve">J@WEB V3.0C 500</w:t>
+            </w:r>
+          </w:p>
+        </w:tc>
+        <w:tc>
+          <w:tcPr>
+            <w:tcW w:type="dxa" w:w="964"/>
+            <w:tcMar>
+              <w:top w:type="dxa" w:w="60"/>
+              <w:left w:type="dxa" w:w="90"/>
+              <w:bottom w:type="dxa" w:w="60"/>
+              <w:right w:type="dxa" w:w="90"/>
+            </w:tcMar>
+            <w:vAlign w:val="center"/>
+          </w:tcPr>
+          <w:p>
+            <w:pPr>
+              <w:spacing w:after="20" w:before="20"/>
+              <w:jc w:val="center"/>
+            </w:pPr>
+            <w:r>
+              <w:rPr>
+                <w:rFonts w:ascii="맑은 고딕" w:cs="맑은 고딕" w:eastAsia="맑은 고딕" w:hAnsi="맑은 고딕"/>
+                <w:b w:val="false"/>
+                <w:bCs w:val="false"/>
+                <w:color w:val="000000"/>
+                <w:sz w:val="18"/>
+                <w:szCs w:val="18"/>
+              </w:rPr>
+              <w:t xml:space="preserve">식</w:t>
+            </w:r>
+          </w:p>
+        </w:tc>
+        <w:tc>
+          <w:tcPr>
+            <w:tcW w:type="dxa" w:w="964"/>
+            <w:tcMar>
+              <w:top w:type="dxa" w:w="60"/>
+              <w:left w:type="dxa" w:w="90"/>
+              <w:bottom w:type="dxa" w:w="60"/>
+              <w:right w:type="dxa" w:w="90"/>
+            </w:tcMar>
+            <w:vAlign w:val="center"/>
+          </w:tcPr>
+          <w:p>
+            <w:pPr>
+              <w:spacing w:after="20" w:before="20"/>
+              <w:jc w:val="center"/>
+            </w:pPr>
+            <w:r>
+              <w:rPr>
+                <w:rFonts w:ascii="맑은 고딕" w:cs="맑은 고딕" w:eastAsia="맑은 고딕" w:hAnsi="맑은 고딕"/>
+                <w:b w:val="false"/>
+                <w:bCs w:val="false"/>
+                <w:color w:val="000000"/>
+                <w:sz w:val="18"/>
+                <w:szCs w:val="18"/>
+              </w:rPr>
+              <w:t xml:space="preserve">1</w:t>
+            </w:r>
+          </w:p>
+        </w:tc>
+        <w:tc>
+          <w:tcPr>
+            <w:tcW w:type="dxa" w:w="1542"/>
+            <w:tcMar>
+              <w:top w:type="dxa" w:w="60"/>
+              <w:left w:type="dxa" w:w="90"/>
+              <w:bottom w:type="dxa" w:w="60"/>
+              <w:right w:type="dxa" w:w="90"/>
+            </w:tcMar>
+            <w:vAlign w:val="center"/>
+          </w:tcPr>
+          <w:p>
+            <w:pPr>
+              <w:spacing w:after="20" w:before="20"/>
+              <w:jc w:val="center"/>
+            </w:pPr>
+            <w:r>
+              <w:rPr>
+                <w:rFonts w:ascii="맑은 고딕" w:cs="맑은 고딕" w:eastAsia="맑은 고딕" w:hAnsi="맑은 고딕"/>
+                <w:b w:val="false"/>
+                <w:bCs w:val="false"/>
+                <w:color w:val="000000"/>
+                <w:sz w:val="18"/>
+                <w:szCs w:val="18"/>
+              </w:rPr>
+              <w:t xml:space="preserve">적합</w:t>
+            </w:r>
+          </w:p>
+        </w:tc>
+      </w:tr>
+      <w:tr>
+        <w:tc>
+          <w:tcPr>
+            <w:tcW w:type="dxa" w:w="675"/>
+            <w:tcMar>
+              <w:top w:type="dxa" w:w="60"/>
+              <w:left w:type="dxa" w:w="90"/>
+              <w:bottom w:type="dxa" w:w="60"/>
+              <w:right w:type="dxa" w:w="90"/>
+            </w:tcMar>
+            <w:vAlign w:val="center"/>
+          </w:tcPr>
+          <w:p>
+            <w:pPr>
+              <w:spacing w:after="20" w:before="20"/>
+              <w:jc w:val="center"/>
+            </w:pPr>
+            <w:r>
+              <w:rPr>
+                <w:rFonts w:ascii="맑은 고딕" w:cs="맑은 고딕" w:eastAsia="맑은 고딕" w:hAnsi="맑은 고딕"/>
+                <w:b w:val="false"/>
+                <w:bCs w:val="false"/>
+                <w:color w:val="000000"/>
+                <w:sz w:val="18"/>
+                <w:szCs w:val="18"/>
+              </w:rPr>
+              <w:t xml:space="preserve">12</w:t>
+            </w:r>
+          </w:p>
+        </w:tc>
+        <w:tc>
+          <w:tcPr>
+            <w:tcW w:type="dxa" w:w="3181"/>
+            <w:tcMar>
+              <w:top w:type="dxa" w:w="60"/>
+              <w:left w:type="dxa" w:w="90"/>
+              <w:bottom w:type="dxa" w:w="60"/>
+              <w:right w:type="dxa" w:w="90"/>
+            </w:tcMar>
+            <w:vAlign w:val="center"/>
+          </w:tcPr>
+          <w:p>
+            <w:pPr>
+              <w:spacing w:after="20" w:before="20"/>
+              <w:jc w:val="left"/>
+            </w:pPr>
+            <w:r>
+              <w:rPr>
+                <w:rFonts w:ascii="맑은 고딕" w:cs="맑은 고딕" w:eastAsia="맑은 고딕" w:hAnsi="맑은 고딕"/>
+                <w:b w:val="false"/>
+                <w:bCs w:val="false"/>
+                <w:color w:val="000000"/>
+                <w:sz w:val="18"/>
+                <w:szCs w:val="18"/>
+              </w:rPr>
+              <w:t xml:space="preserve">모바일 위변조방지 소프트웨어</w:t>
+            </w:r>
+          </w:p>
+        </w:tc>
+        <w:tc>
+          <w:tcPr>
+            <w:tcW w:type="dxa" w:w="2313"/>
+            <w:tcMar>
+              <w:top w:type="dxa" w:w="60"/>
+              <w:left w:type="dxa" w:w="90"/>
+              <w:bottom w:type="dxa" w:w="60"/>
+              <w:right w:type="dxa" w:w="90"/>
+            </w:tcMar>
+            <w:vAlign w:val="center"/>
+          </w:tcPr>
+          <w:p>
+            <w:pPr>
+              <w:spacing w:after="20" w:before="20"/>
+              <w:jc w:val="left"/>
+            </w:pPr>
+            <w:r>
+              <w:rPr>
+                <w:rFonts w:ascii="맑은 고딕" w:cs="맑은 고딕" w:eastAsia="맑은 고딕" w:hAnsi="맑은 고딕"/>
+                <w:b w:val="false"/>
+                <w:bCs w:val="false"/>
+                <w:color w:val="000000"/>
+                <w:sz w:val="18"/>
+                <w:szCs w:val="18"/>
+              </w:rPr>
+              <w:t xml:space="preserve">AppIron v3.0</w:t>
+            </w:r>
+          </w:p>
+        </w:tc>
+        <w:tc>
+          <w:tcPr>
+            <w:tcW w:type="dxa" w:w="964"/>
+            <w:tcMar>
+              <w:top w:type="dxa" w:w="60"/>
+              <w:left w:type="dxa" w:w="90"/>
+              <w:bottom w:type="dxa" w:w="60"/>
+              <w:right w:type="dxa" w:w="90"/>
+            </w:tcMar>
+            <w:vAlign w:val="center"/>
+          </w:tcPr>
+          <w:p>
+            <w:pPr>
+              <w:spacing w:after="20" w:before="20"/>
+              <w:jc w:val="center"/>
+            </w:pPr>
+            <w:r>
+              <w:rPr>
+                <w:rFonts w:ascii="맑은 고딕" w:cs="맑은 고딕" w:eastAsia="맑은 고딕" w:hAnsi="맑은 고딕"/>
+                <w:b w:val="false"/>
+                <w:bCs w:val="false"/>
+                <w:color w:val="000000"/>
+                <w:sz w:val="18"/>
+                <w:szCs w:val="18"/>
+              </w:rPr>
+              <w:t xml:space="preserve">식</w:t>
+            </w:r>
+          </w:p>
+        </w:tc>
+        <w:tc>
+          <w:tcPr>
+            <w:tcW w:type="dxa" w:w="964"/>
+            <w:tcMar>
+              <w:top w:type="dxa" w:w="60"/>
+              <w:left w:type="dxa" w:w="90"/>
+              <w:bottom w:type="dxa" w:w="60"/>
+              <w:right w:type="dxa" w:w="90"/>
+            </w:tcMar>
+            <w:vAlign w:val="center"/>
+          </w:tcPr>
+          <w:p>
+            <w:pPr>
+              <w:spacing w:after="20" w:before="20"/>
+              <w:jc w:val="center"/>
+            </w:pPr>
+            <w:r>
+              <w:rPr>
+                <w:rFonts w:ascii="맑은 고딕" w:cs="맑은 고딕" w:eastAsia="맑은 고딕" w:hAnsi="맑은 고딕"/>
+                <w:b w:val="false"/>
+                <w:bCs w:val="false"/>
+                <w:color w:val="000000"/>
+                <w:sz w:val="18"/>
+                <w:szCs w:val="18"/>
+              </w:rPr>
+              <w:t xml:space="preserve">1</w:t>
+            </w:r>
+          </w:p>
+        </w:tc>
+        <w:tc>
+          <w:tcPr>
+            <w:tcW w:type="dxa" w:w="1542"/>
+            <w:tcMar>
+              <w:top w:type="dxa" w:w="60"/>
+              <w:left w:type="dxa" w:w="90"/>
+              <w:bottom w:type="dxa" w:w="60"/>
+              <w:right w:type="dxa" w:w="90"/>
+            </w:tcMar>
+            <w:vAlign w:val="center"/>
+          </w:tcPr>
+          <w:p>
+            <w:pPr>
+              <w:spacing w:after="20" w:before="20"/>
+              <w:jc w:val="center"/>
+            </w:pPr>
+            <w:r>
+              <w:rPr>
+                <w:rFonts w:ascii="맑은 고딕" w:cs="맑은 고딕" w:eastAsia="맑은 고딕" w:hAnsi="맑은 고딕"/>
+                <w:b w:val="false"/>
+                <w:bCs w:val="false"/>
+                <w:color w:val="000000"/>
+                <w:sz w:val="18"/>
+                <w:szCs w:val="18"/>
+              </w:rPr>
+              <w:t xml:space="preserve">적합</w:t>
+            </w:r>
+          </w:p>
+        </w:tc>
+      </w:tr>
+      <w:tr>
+        <w:tc>
+          <w:tcPr>
+            <w:tcW w:type="dxa" w:w="675"/>
+            <w:tcMar>
+              <w:top w:type="dxa" w:w="60"/>
+              <w:left w:type="dxa" w:w="90"/>
+              <w:bottom w:type="dxa" w:w="60"/>
+              <w:right w:type="dxa" w:w="90"/>
+            </w:tcMar>
+            <w:vAlign w:val="center"/>
+          </w:tcPr>
+          <w:p>
+            <w:pPr>
+              <w:spacing w:after="20" w:before="20"/>
+              <w:jc w:val="center"/>
+            </w:pPr>
+            <w:r>
+              <w:rPr>
+                <w:rFonts w:ascii="맑은 고딕" w:cs="맑은 고딕" w:eastAsia="맑은 고딕" w:hAnsi="맑은 고딕"/>
+                <w:b w:val="false"/>
+                <w:bCs w:val="false"/>
+                <w:color w:val="000000"/>
+                <w:sz w:val="18"/>
+                <w:szCs w:val="18"/>
+              </w:rPr>
+              <w:t xml:space="preserve">13</w:t>
+            </w:r>
+          </w:p>
+        </w:tc>
+        <w:tc>
+          <w:tcPr>
+            <w:tcW w:type="dxa" w:w="3181"/>
+            <w:tcMar>
+              <w:top w:type="dxa" w:w="60"/>
+              <w:left w:type="dxa" w:w="90"/>
+              <w:bottom w:type="dxa" w:w="60"/>
+              <w:right w:type="dxa" w:w="90"/>
+            </w:tcMar>
+            <w:vAlign w:val="center"/>
+          </w:tcPr>
+          <w:p>
+            <w:pPr>
+              <w:spacing w:after="20" w:before="20"/>
+              <w:jc w:val="left"/>
+            </w:pPr>
+            <w:r>
+              <w:rPr>
+                <w:rFonts w:ascii="맑은 고딕" w:cs="맑은 고딕" w:eastAsia="맑은 고딕" w:hAnsi="맑은 고딕"/>
+                <w:b w:val="false"/>
+                <w:bCs w:val="false"/>
+                <w:color w:val="000000"/>
+                <w:sz w:val="18"/>
+                <w:szCs w:val="18"/>
+              </w:rPr>
+              <w:t xml:space="preserve">모바일 키패드 소프트웨어</w:t>
+            </w:r>
+          </w:p>
+        </w:tc>
+        <w:tc>
+          <w:tcPr>
+            <w:tcW w:type="dxa" w:w="2313"/>
+            <w:tcMar>
+              <w:top w:type="dxa" w:w="60"/>
+              <w:left w:type="dxa" w:w="90"/>
+              <w:bottom w:type="dxa" w:w="60"/>
+              <w:right w:type="dxa" w:w="90"/>
+            </w:tcMar>
+            <w:vAlign w:val="center"/>
+          </w:tcPr>
+          <w:p>
+            <w:pPr>
+              <w:spacing w:after="20" w:before="20"/>
+              <w:jc w:val="left"/>
+            </w:pPr>
+            <w:r>
+              <w:rPr>
+                <w:rFonts w:ascii="맑은 고딕" w:cs="맑은 고딕" w:eastAsia="맑은 고딕" w:hAnsi="맑은 고딕"/>
+                <w:b w:val="false"/>
+                <w:bCs w:val="false"/>
+                <w:color w:val="000000"/>
+                <w:sz w:val="18"/>
+                <w:szCs w:val="18"/>
+              </w:rPr>
+              <w:t xml:space="preserve">AppIron Keypad v1.0</w:t>
+            </w:r>
+          </w:p>
+        </w:tc>
+        <w:tc>
+          <w:tcPr>
+            <w:tcW w:type="dxa" w:w="964"/>
+            <w:tcMar>
+              <w:top w:type="dxa" w:w="60"/>
+              <w:left w:type="dxa" w:w="90"/>
+              <w:bottom w:type="dxa" w:w="60"/>
+              <w:right w:type="dxa" w:w="90"/>
+            </w:tcMar>
+            <w:vAlign w:val="center"/>
+          </w:tcPr>
+          <w:p>
+            <w:pPr>
+              <w:spacing w:after="20" w:before="20"/>
+              <w:jc w:val="center"/>
+            </w:pPr>
+            <w:r>
+              <w:rPr>
+                <w:rFonts w:ascii="맑은 고딕" w:cs="맑은 고딕" w:eastAsia="맑은 고딕" w:hAnsi="맑은 고딕"/>
+                <w:b w:val="false"/>
+                <w:bCs w:val="false"/>
+                <w:color w:val="000000"/>
+                <w:sz w:val="18"/>
+                <w:szCs w:val="18"/>
+              </w:rPr>
+              <w:t xml:space="preserve">식</w:t>
+            </w:r>
+          </w:p>
+        </w:tc>
+        <w:tc>
+          <w:tcPr>
+            <w:tcW w:type="dxa" w:w="964"/>
+            <w:tcMar>
+              <w:top w:type="dxa" w:w="60"/>
+              <w:left w:type="dxa" w:w="90"/>
+              <w:bottom w:type="dxa" w:w="60"/>
+              <w:right w:type="dxa" w:w="90"/>
+            </w:tcMar>
+            <w:vAlign w:val="center"/>
+          </w:tcPr>
+          <w:p>
+            <w:pPr>
+              <w:spacing w:after="20" w:before="20"/>
+              <w:jc w:val="center"/>
+            </w:pPr>
+            <w:r>
+              <w:rPr>
+                <w:rFonts w:ascii="맑은 고딕" w:cs="맑은 고딕" w:eastAsia="맑은 고딕" w:hAnsi="맑은 고딕"/>
+                <w:b w:val="false"/>
+                <w:bCs w:val="false"/>
+                <w:color w:val="000000"/>
+                <w:sz w:val="18"/>
+                <w:szCs w:val="18"/>
+              </w:rPr>
+              <w:t xml:space="preserve">1</w:t>
+            </w:r>
+          </w:p>
+        </w:tc>
+        <w:tc>
+          <w:tcPr>
+            <w:tcW w:type="dxa" w:w="1542"/>
+            <w:tcMar>
+              <w:top w:type="dxa" w:w="60"/>
+              <w:left w:type="dxa" w:w="90"/>
+              <w:bottom w:type="dxa" w:w="60"/>
+              <w:right w:type="dxa" w:w="90"/>
+            </w:tcMar>
+            <w:vAlign w:val="center"/>
+          </w:tcPr>
+          <w:p>
+            <w:pPr>
+              <w:spacing w:after="20" w:before="20"/>
+              <w:jc w:val="center"/>
+            </w:pPr>
+            <w:r>
+              <w:rPr>
+                <w:rFonts w:ascii="맑은 고딕" w:cs="맑은 고딕" w:eastAsia="맑은 고딕" w:hAnsi="맑은 고딕"/>
+                <w:b w:val="false"/>
+                <w:bCs w:val="false"/>
+                <w:color w:val="000000"/>
+                <w:sz w:val="18"/>
+                <w:szCs w:val="18"/>
+              </w:rPr>
+              <w:t xml:space="preserve">적합</w:t>
+            </w:r>
+          </w:p>
+        </w:tc>
+      </w:tr>
+      <w:tr>
+        <w:tc>
+          <w:tcPr>
+            <w:tcW w:type="dxa" w:w="675"/>
+            <w:tcMar>
+              <w:top w:type="dxa" w:w="60"/>
+              <w:left w:type="dxa" w:w="90"/>
+              <w:bottom w:type="dxa" w:w="60"/>
+              <w:right w:type="dxa" w:w="90"/>
+            </w:tcMar>
+            <w:vAlign w:val="center"/>
+          </w:tcPr>
+          <w:p>
+            <w:pPr>
+              <w:spacing w:after="20" w:before="20"/>
+              <w:jc w:val="center"/>
+            </w:pPr>
+            <w:r>
+              <w:rPr>
+                <w:rFonts w:ascii="맑은 고딕" w:cs="맑은 고딕" w:eastAsia="맑은 고딕" w:hAnsi="맑은 고딕"/>
+                <w:b w:val="false"/>
+                <w:bCs w:val="false"/>
+                <w:color w:val="000000"/>
+                <w:sz w:val="18"/>
+                <w:szCs w:val="18"/>
+              </w:rPr>
+              <w:t xml:space="preserve">14</w:t>
+            </w:r>
+          </w:p>
+        </w:tc>
+        <w:tc>
+          <w:tcPr>
+            <w:tcW w:type="dxa" w:w="3181"/>
+            <w:tcMar>
+              <w:top w:type="dxa" w:w="60"/>
+              <w:left w:type="dxa" w:w="90"/>
+              <w:bottom w:type="dxa" w:w="60"/>
+              <w:right w:type="dxa" w:w="90"/>
+            </w:tcMar>
+            <w:vAlign w:val="center"/>
+          </w:tcPr>
+          <w:p>
+            <w:pPr>
+              <w:spacing w:after="20" w:before="20"/>
+              <w:jc w:val="left"/>
+            </w:pPr>
+            <w:r>
+              <w:rPr>
+                <w:rFonts w:ascii="맑은 고딕" w:cs="맑은 고딕" w:eastAsia="맑은 고딕" w:hAnsi="맑은 고딕"/>
+                <w:b w:val="false"/>
+                <w:bCs w:val="false"/>
+                <w:color w:val="000000"/>
+                <w:sz w:val="18"/>
+                <w:szCs w:val="18"/>
+              </w:rPr>
+              <w:t xml:space="preserve">서버랙 #1</w:t>
+            </w:r>
+          </w:p>
+        </w:tc>
+        <w:tc>
+          <w:tcPr>
+            <w:tcW w:type="dxa" w:w="2313"/>
+            <w:tcMar>
+              <w:top w:type="dxa" w:w="60"/>
+              <w:left w:type="dxa" w:w="90"/>
+              <w:bottom w:type="dxa" w:w="60"/>
+              <w:right w:type="dxa" w:w="90"/>
+            </w:tcMar>
+            <w:vAlign w:val="center"/>
+          </w:tcPr>
+          <w:p>
+            <w:pPr>
+              <w:spacing w:after="20" w:before="20"/>
+              <w:jc w:val="left"/>
+            </w:pPr>
+            <w:r>
+              <w:rPr>
+                <w:rFonts w:ascii="맑은 고딕" w:cs="맑은 고딕" w:eastAsia="맑은 고딕" w:hAnsi="맑은 고딕"/>
+                <w:b w:val="false"/>
+                <w:bCs w:val="false"/>
+                <w:color w:val="000000"/>
+                <w:sz w:val="18"/>
+                <w:szCs w:val="18"/>
+              </w:rPr>
+              <w:t xml:space="preserve">42U 서버랙</w:t>
+            </w:r>
+          </w:p>
+        </w:tc>
+        <w:tc>
+          <w:tcPr>
+            <w:tcW w:type="dxa" w:w="964"/>
+            <w:tcMar>
+              <w:top w:type="dxa" w:w="60"/>
+              <w:left w:type="dxa" w:w="90"/>
+              <w:bottom w:type="dxa" w:w="60"/>
+              <w:right w:type="dxa" w:w="90"/>
+            </w:tcMar>
+            <w:vAlign w:val="center"/>
+          </w:tcPr>
+          <w:p>
+            <w:pPr>
+              <w:spacing w:after="20" w:before="20"/>
+              <w:jc w:val="center"/>
+            </w:pPr>
+            <w:r>
+              <w:rPr>
+                <w:rFonts w:ascii="맑은 고딕" w:cs="맑은 고딕" w:eastAsia="맑은 고딕" w:hAnsi="맑은 고딕"/>
+                <w:b w:val="false"/>
+                <w:bCs w:val="false"/>
+                <w:color w:val="000000"/>
+                <w:sz w:val="18"/>
+                <w:szCs w:val="18"/>
+              </w:rPr>
+              <w:t xml:space="preserve">식</w:t>
+            </w:r>
+          </w:p>
+        </w:tc>
+        <w:tc>
+          <w:tcPr>
+            <w:tcW w:type="dxa" w:w="964"/>
+            <w:tcMar>
+              <w:top w:type="dxa" w:w="60"/>
+              <w:left w:type="dxa" w:w="90"/>
+              <w:bottom w:type="dxa" w:w="60"/>
+              <w:right w:type="dxa" w:w="90"/>
+            </w:tcMar>
+            <w:vAlign w:val="center"/>
+          </w:tcPr>
+          <w:p>
+            <w:pPr>
+              <w:spacing w:after="20" w:before="20"/>
+              <w:jc w:val="center"/>
+            </w:pPr>
+            <w:r>
+              <w:rPr>
+                <w:rFonts w:ascii="맑은 고딕" w:cs="맑은 고딕" w:eastAsia="맑은 고딕" w:hAnsi="맑은 고딕"/>
+                <w:b w:val="false"/>
+                <w:bCs w:val="false"/>
+                <w:color w:val="000000"/>
+                <w:sz w:val="18"/>
+                <w:szCs w:val="18"/>
+              </w:rPr>
+              <w:t xml:space="preserve">1</w:t>
+            </w:r>
+          </w:p>
+        </w:tc>
+        <w:tc>
+          <w:tcPr>
+            <w:tcW w:type="dxa" w:w="1542"/>
+            <w:tcMar>
+              <w:top w:type="dxa" w:w="60"/>
+              <w:left w:type="dxa" w:w="90"/>
+              <w:bottom w:type="dxa" w:w="60"/>
+              <w:right w:type="dxa" w:w="90"/>
+            </w:tcMar>
+            <w:vAlign w:val="center"/>
+          </w:tcPr>
+          <w:p>
+            <w:pPr>
+              <w:spacing w:after="20" w:before="20"/>
+              <w:jc w:val="center"/>
+            </w:pPr>
+            <w:r>
+              <w:rPr>
+                <w:rFonts w:ascii="맑은 고딕" w:cs="맑은 고딕" w:eastAsia="맑은 고딕" w:hAnsi="맑은 고딕"/>
+                <w:b w:val="false"/>
+                <w:bCs w:val="false"/>
+                <w:color w:val="000000"/>
+                <w:sz w:val="18"/>
+                <w:szCs w:val="18"/>
+              </w:rPr>
+              <w:t xml:space="preserve">적합</w:t>
+            </w:r>
+          </w:p>
+        </w:tc>
+      </w:tr>
+      <w:tr>
+        <w:tc>
+          <w:tcPr>
+            <w:tcW w:type="dxa" w:w="675"/>
+            <w:tcMar>
+              <w:top w:type="dxa" w:w="60"/>
+              <w:left w:type="dxa" w:w="90"/>
+              <w:bottom w:type="dxa" w:w="60"/>
+              <w:right w:type="dxa" w:w="90"/>
+            </w:tcMar>
+            <w:vAlign w:val="center"/>
+          </w:tcPr>
+          <w:p>
+            <w:pPr>
+              <w:spacing w:after="20" w:before="20"/>
+              <w:jc w:val="center"/>
+            </w:pPr>
+            <w:r>
+              <w:rPr>
+                <w:rFonts w:ascii="맑은 고딕" w:cs="맑은 고딕" w:eastAsia="맑은 고딕" w:hAnsi="맑은 고딕"/>
+                <w:b w:val="false"/>
+                <w:bCs w:val="false"/>
+                <w:color w:val="000000"/>
+                <w:sz w:val="18"/>
+                <w:szCs w:val="18"/>
+              </w:rPr>
+              <w:t xml:space="preserve">15</w:t>
+            </w:r>
+          </w:p>
+        </w:tc>
+        <w:tc>
+          <w:tcPr>
+            <w:tcW w:type="dxa" w:w="3181"/>
+            <w:tcMar>
+              <w:top w:type="dxa" w:w="60"/>
+              <w:left w:type="dxa" w:w="90"/>
+              <w:bottom w:type="dxa" w:w="60"/>
+              <w:right w:type="dxa" w:w="90"/>
+            </w:tcMar>
+            <w:vAlign w:val="center"/>
+          </w:tcPr>
+          <w:p>
+            <w:pPr>
+              <w:spacing w:after="20" w:before="20"/>
+              <w:jc w:val="left"/>
+            </w:pPr>
+            <w:r>
+              <w:rPr>
+                <w:rFonts w:ascii="맑은 고딕" w:cs="맑은 고딕" w:eastAsia="맑은 고딕" w:hAnsi="맑은 고딕"/>
+                <w:b w:val="false"/>
+                <w:bCs w:val="false"/>
+                <w:color w:val="000000"/>
+                <w:sz w:val="18"/>
+                <w:szCs w:val="18"/>
+              </w:rPr>
+              <w:t xml:space="preserve">서버보안 소프트웨어</w:t>
+            </w:r>
+          </w:p>
+        </w:tc>
+        <w:tc>
+          <w:tcPr>
+            <w:tcW w:type="dxa" w:w="2313"/>
+            <w:tcMar>
+              <w:top w:type="dxa" w:w="60"/>
+              <w:left w:type="dxa" w:w="90"/>
+              <w:bottom w:type="dxa" w:w="60"/>
+              <w:right w:type="dxa" w:w="90"/>
+            </w:tcMar>
+            <w:vAlign w:val="center"/>
+          </w:tcPr>
+          <w:p>
+            <w:pPr>
+              <w:spacing w:after="20" w:before="20"/>
+              <w:jc w:val="left"/>
+            </w:pPr>
+            <w:r>
+              <w:rPr>
+                <w:rFonts w:ascii="맑은 고딕" w:cs="맑은 고딕" w:eastAsia="맑은 고딕" w:hAnsi="맑은 고딕"/>
+                <w:b w:val="false"/>
+                <w:bCs w:val="false"/>
+                <w:color w:val="000000"/>
+                <w:sz w:val="18"/>
+                <w:szCs w:val="18"/>
+              </w:rPr>
+              <w:t xml:space="preserve">REDOWL SecuOS V5.6</w:t>
+            </w:r>
+          </w:p>
+        </w:tc>
+        <w:tc>
+          <w:tcPr>
+            <w:tcW w:type="dxa" w:w="964"/>
+            <w:tcMar>
+              <w:top w:type="dxa" w:w="60"/>
+              <w:left w:type="dxa" w:w="90"/>
+              <w:bottom w:type="dxa" w:w="60"/>
+              <w:right w:type="dxa" w:w="90"/>
+            </w:tcMar>
+            <w:vAlign w:val="center"/>
+          </w:tcPr>
+          <w:p>
+            <w:pPr>
+              <w:spacing w:after="20" w:before="20"/>
+              <w:jc w:val="center"/>
+            </w:pPr>
+            <w:r>
+              <w:rPr>
+                <w:rFonts w:ascii="맑은 고딕" w:cs="맑은 고딕" w:eastAsia="맑은 고딕" w:hAnsi="맑은 고딕"/>
+                <w:b w:val="false"/>
+                <w:bCs w:val="false"/>
+                <w:color w:val="000000"/>
+                <w:sz w:val="18"/>
+                <w:szCs w:val="18"/>
+              </w:rPr>
+              <w:t xml:space="preserve">식</w:t>
+            </w:r>
+          </w:p>
+        </w:tc>
+        <w:tc>
+          <w:tcPr>
+            <w:tcW w:type="dxa" w:w="964"/>
+            <w:tcMar>
+              <w:top w:type="dxa" w:w="60"/>
+              <w:left w:type="dxa" w:w="90"/>
+              <w:bottom w:type="dxa" w:w="60"/>
+              <w:right w:type="dxa" w:w="90"/>
+            </w:tcMar>
+            <w:vAlign w:val="center"/>
+          </w:tcPr>
+          <w:p>
+            <w:pPr>
+              <w:spacing w:after="20" w:before="20"/>
+              <w:jc w:val="center"/>
+            </w:pPr>
+            <w:r>
+              <w:rPr>
+                <w:rFonts w:ascii="맑은 고딕" w:cs="맑은 고딕" w:eastAsia="맑은 고딕" w:hAnsi="맑은 고딕"/>
+                <w:b w:val="false"/>
+                <w:bCs w:val="false"/>
+                <w:color w:val="000000"/>
+                <w:sz w:val="18"/>
+                <w:szCs w:val="18"/>
+              </w:rPr>
+              <w:t xml:space="preserve">1</w:t>
+            </w:r>
+          </w:p>
+        </w:tc>
+        <w:tc>
+          <w:tcPr>
+            <w:tcW w:type="dxa" w:w="1542"/>
+            <w:tcMar>
+              <w:top w:type="dxa" w:w="60"/>
+              <w:left w:type="dxa" w:w="90"/>
+              <w:bottom w:type="dxa" w:w="60"/>
+              <w:right w:type="dxa" w:w="90"/>
+            </w:tcMar>
+            <w:vAlign w:val="center"/>
+          </w:tcPr>
+          <w:p>
+            <w:pPr>
+              <w:spacing w:after="20" w:before="20"/>
+              <w:jc w:val="center"/>
+            </w:pPr>
+            <w:r>
+              <w:rPr>
+                <w:rFonts w:ascii="맑은 고딕" w:cs="맑은 고딕" w:eastAsia="맑은 고딕" w:hAnsi="맑은 고딕"/>
+                <w:b w:val="false"/>
+                <w:bCs w:val="false"/>
+                <w:color w:val="000000"/>
+                <w:sz w:val="18"/>
+                <w:szCs w:val="18"/>
+              </w:rPr>
+              <w:t xml:space="preserve">적합</w:t>
+            </w:r>
+          </w:p>
+        </w:tc>
+      </w:tr>
+      <w:tr>
+        <w:tc>
+          <w:tcPr>
+            <w:tcW w:type="dxa" w:w="675"/>
+            <w:tcMar>
+              <w:top w:type="dxa" w:w="60"/>
+              <w:left w:type="dxa" w:w="90"/>
+              <w:bottom w:type="dxa" w:w="60"/>
+              <w:right w:type="dxa" w:w="90"/>
+            </w:tcMar>
+            <w:vAlign w:val="center"/>
+          </w:tcPr>
+          <w:p>
+            <w:pPr>
+              <w:spacing w:after="20" w:before="20"/>
+              <w:jc w:val="center"/>
+            </w:pPr>
+            <w:r>
+              <w:rPr>
+                <w:rFonts w:ascii="맑은 고딕" w:cs="맑은 고딕" w:eastAsia="맑은 고딕" w:hAnsi="맑은 고딕"/>
+                <w:b w:val="false"/>
+                <w:bCs w:val="false"/>
+                <w:color w:val="000000"/>
+                <w:sz w:val="18"/>
+                <w:szCs w:val="18"/>
+              </w:rPr>
+              <w:t xml:space="preserve">16</w:t>
+            </w:r>
+          </w:p>
+        </w:tc>
+        <w:tc>
+          <w:tcPr>
+            <w:tcW w:type="dxa" w:w="3181"/>
+            <w:tcMar>
+              <w:top w:type="dxa" w:w="60"/>
+              <w:left w:type="dxa" w:w="90"/>
+              <w:bottom w:type="dxa" w:w="60"/>
+              <w:right w:type="dxa" w:w="90"/>
+            </w:tcMar>
+            <w:vAlign w:val="center"/>
+          </w:tcPr>
+          <w:p>
+            <w:pPr>
+              <w:spacing w:after="20" w:before="20"/>
+              <w:jc w:val="left"/>
+            </w:pPr>
+            <w:r>
+              <w:rPr>
+                <w:rFonts w:ascii="맑은 고딕" w:cs="맑은 고딕" w:eastAsia="맑은 고딕" w:hAnsi="맑은 고딕"/>
+                <w:b w:val="false"/>
+                <w:bCs w:val="false"/>
+                <w:color w:val="000000"/>
+                <w:sz w:val="18"/>
+                <w:szCs w:val="18"/>
+              </w:rPr>
+              <w:t xml:space="preserve">VDI 시스템 가상화 소프트웨어</w:t>
+            </w:r>
+          </w:p>
+        </w:tc>
+        <w:tc>
+          <w:tcPr>
+            <w:tcW w:type="dxa" w:w="2313"/>
+            <w:tcMar>
+              <w:top w:type="dxa" w:w="60"/>
+              <w:left w:type="dxa" w:w="90"/>
+              <w:bottom w:type="dxa" w:w="60"/>
+              <w:right w:type="dxa" w:w="90"/>
+            </w:tcMar>
+            <w:vAlign w:val="center"/>
+          </w:tcPr>
+          <w:p>
+            <w:pPr>
+              <w:spacing w:after="20" w:before="20"/>
+              <w:jc w:val="left"/>
+            </w:pPr>
+            <w:r>
+              <w:rPr>
+                <w:rFonts w:ascii="맑은 고딕" w:cs="맑은 고딕" w:eastAsia="맑은 고딕" w:hAnsi="맑은 고딕"/>
+                <w:b w:val="false"/>
+                <w:bCs w:val="false"/>
+                <w:color w:val="000000"/>
+                <w:sz w:val="18"/>
+                <w:szCs w:val="18"/>
+              </w:rPr>
+              <w:t xml:space="preserve">Dstation Server 9.0</w:t>
+            </w:r>
+          </w:p>
+        </w:tc>
+        <w:tc>
+          <w:tcPr>
+            <w:tcW w:type="dxa" w:w="964"/>
+            <w:tcMar>
+              <w:top w:type="dxa" w:w="60"/>
+              <w:left w:type="dxa" w:w="90"/>
+              <w:bottom w:type="dxa" w:w="60"/>
+              <w:right w:type="dxa" w:w="90"/>
+            </w:tcMar>
+            <w:vAlign w:val="center"/>
+          </w:tcPr>
+          <w:p>
+            <w:pPr>
+              <w:spacing w:after="20" w:before="20"/>
+              <w:jc w:val="center"/>
+            </w:pPr>
+            <w:r>
+              <w:rPr>
+                <w:rFonts w:ascii="맑은 고딕" w:cs="맑은 고딕" w:eastAsia="맑은 고딕" w:hAnsi="맑은 고딕"/>
+                <w:b w:val="false"/>
+                <w:bCs w:val="false"/>
+                <w:color w:val="000000"/>
+                <w:sz w:val="18"/>
+                <w:szCs w:val="18"/>
+              </w:rPr>
+              <w:t xml:space="preserve">식</w:t>
+            </w:r>
+          </w:p>
+        </w:tc>
+        <w:tc>
+          <w:tcPr>
+            <w:tcW w:type="dxa" w:w="964"/>
+            <w:tcMar>
+              <w:top w:type="dxa" w:w="60"/>
+              <w:left w:type="dxa" w:w="90"/>
+              <w:bottom w:type="dxa" w:w="60"/>
+              <w:right w:type="dxa" w:w="90"/>
+            </w:tcMar>
+            <w:vAlign w:val="center"/>
+          </w:tcPr>
+          <w:p>
+            <w:pPr>
+              <w:spacing w:after="20" w:before="20"/>
+              <w:jc w:val="center"/>
+            </w:pPr>
+            <w:r>
+              <w:rPr>
+                <w:rFonts w:ascii="맑은 고딕" w:cs="맑은 고딕" w:eastAsia="맑은 고딕" w:hAnsi="맑은 고딕"/>
+                <w:b w:val="false"/>
+                <w:bCs w:val="false"/>
+                <w:color w:val="000000"/>
+                <w:sz w:val="18"/>
+                <w:szCs w:val="18"/>
+              </w:rPr>
+              <w:t xml:space="preserve">1</w:t>
+            </w:r>
+          </w:p>
+        </w:tc>
+        <w:tc>
+          <w:tcPr>
+            <w:tcW w:type="dxa" w:w="1542"/>
+            <w:tcMar>
+              <w:top w:type="dxa" w:w="60"/>
+              <w:left w:type="dxa" w:w="90"/>
+              <w:bottom w:type="dxa" w:w="60"/>
+              <w:right w:type="dxa" w:w="90"/>
+            </w:tcMar>
+            <w:vAlign w:val="center"/>
+          </w:tcPr>
+          <w:p>
+            <w:pPr>
+              <w:spacing w:after="20" w:before="20"/>
+              <w:jc w:val="center"/>
+            </w:pPr>
+            <w:r>
+              <w:rPr>
+                <w:rFonts w:ascii="맑은 고딕" w:cs="맑은 고딕" w:eastAsia="맑은 고딕" w:hAnsi="맑은 고딕"/>
+                <w:b w:val="false"/>
+                <w:bCs w:val="false"/>
+                <w:color w:val="000000"/>
+                <w:sz w:val="18"/>
+                <w:szCs w:val="18"/>
+              </w:rPr>
+              <w:t xml:space="preserve">적합</w:t>
+            </w:r>
+          </w:p>
+        </w:tc>
+      </w:tr>
+      <w:tr>
+        <w:tc>
+          <w:tcPr>
+            <w:tcW w:type="dxa" w:w="675"/>
+            <w:tcMar>
+              <w:top w:type="dxa" w:w="60"/>
+              <w:left w:type="dxa" w:w="90"/>
+              <w:bottom w:type="dxa" w:w="60"/>
+              <w:right w:type="dxa" w:w="90"/>
+            </w:tcMar>
+            <w:vAlign w:val="center"/>
+          </w:tcPr>
+          <w:p>
+            <w:pPr>
+              <w:spacing w:after="20" w:before="20"/>
+              <w:jc w:val="center"/>
+            </w:pPr>
+            <w:r>
+              <w:rPr>
+                <w:rFonts w:ascii="맑은 고딕" w:cs="맑은 고딕" w:eastAsia="맑은 고딕" w:hAnsi="맑은 고딕"/>
+                <w:b w:val="false"/>
+                <w:bCs w:val="false"/>
+                <w:color w:val="000000"/>
+                <w:sz w:val="18"/>
+                <w:szCs w:val="18"/>
+              </w:rPr>
+              <w:t xml:space="preserve">17</w:t>
+            </w:r>
+          </w:p>
+        </w:tc>
+        <w:tc>
+          <w:tcPr>
+            <w:tcW w:type="dxa" w:w="3181"/>
+            <w:tcMar>
+              <w:top w:type="dxa" w:w="60"/>
+              <w:left w:type="dxa" w:w="90"/>
+              <w:bottom w:type="dxa" w:w="60"/>
+              <w:right w:type="dxa" w:w="90"/>
+            </w:tcMar>
+            <w:vAlign w:val="center"/>
+          </w:tcPr>
+          <w:p>
+            <w:pPr>
+              <w:spacing w:after="20" w:before="20"/>
+              <w:jc w:val="left"/>
+            </w:pPr>
+            <w:r>
+              <w:rPr>
+                <w:rFonts w:ascii="맑은 고딕" w:cs="맑은 고딕" w:eastAsia="맑은 고딕" w:hAnsi="맑은 고딕"/>
+                <w:b w:val="false"/>
+                <w:bCs w:val="false"/>
+                <w:color w:val="000000"/>
+                <w:sz w:val="18"/>
+                <w:szCs w:val="18"/>
+              </w:rPr>
+              <w:t xml:space="preserve">영사용 스크린 #1</w:t>
+            </w:r>
+          </w:p>
+        </w:tc>
+        <w:tc>
+          <w:tcPr>
+            <w:tcW w:type="dxa" w:w="2313"/>
+            <w:tcMar>
+              <w:top w:type="dxa" w:w="60"/>
+              <w:left w:type="dxa" w:w="90"/>
+              <w:bottom w:type="dxa" w:w="60"/>
+              <w:right w:type="dxa" w:w="90"/>
+            </w:tcMar>
+            <w:vAlign w:val="center"/>
+          </w:tcPr>
+          <w:p>
+            <w:pPr>
+              <w:spacing w:after="20" w:before="20"/>
+              <w:jc w:val="left"/>
+            </w:pPr>
+            <w:r>
+              <w:rPr>
+                <w:rFonts w:ascii="맑은 고딕" w:cs="맑은 고딕" w:eastAsia="맑은 고딕" w:hAnsi="맑은 고딕"/>
+                <w:b w:val="false"/>
+                <w:bCs w:val="false"/>
+                <w:color w:val="000000"/>
+                <w:sz w:val="18"/>
+                <w:szCs w:val="18"/>
+              </w:rPr>
+              <w:t xml:space="preserve">MSC-BL180</w:t>
+            </w:r>
+          </w:p>
+        </w:tc>
+        <w:tc>
+          <w:tcPr>
+            <w:tcW w:type="dxa" w:w="964"/>
+            <w:tcMar>
+              <w:top w:type="dxa" w:w="60"/>
+              <w:left w:type="dxa" w:w="90"/>
+              <w:bottom w:type="dxa" w:w="60"/>
+              <w:right w:type="dxa" w:w="90"/>
+            </w:tcMar>
+            <w:vAlign w:val="center"/>
+          </w:tcPr>
+          <w:p>
+            <w:pPr>
+              <w:spacing w:after="20" w:before="20"/>
+              <w:jc w:val="center"/>
+            </w:pPr>
+            <w:r>
+              <w:rPr>
+                <w:rFonts w:ascii="맑은 고딕" w:cs="맑은 고딕" w:eastAsia="맑은 고딕" w:hAnsi="맑은 고딕"/>
+                <w:b w:val="false"/>
+                <w:bCs w:val="false"/>
+                <w:color w:val="000000"/>
+                <w:sz w:val="18"/>
+                <w:szCs w:val="18"/>
+              </w:rPr>
+              <w:t xml:space="preserve">식</w:t>
+            </w:r>
+          </w:p>
+        </w:tc>
+        <w:tc>
+          <w:tcPr>
+            <w:tcW w:type="dxa" w:w="964"/>
+            <w:tcMar>
+              <w:top w:type="dxa" w:w="60"/>
+              <w:left w:type="dxa" w:w="90"/>
+              <w:bottom w:type="dxa" w:w="60"/>
+              <w:right w:type="dxa" w:w="90"/>
+            </w:tcMar>
+            <w:vAlign w:val="center"/>
+          </w:tcPr>
+          <w:p>
+            <w:pPr>
+              <w:spacing w:after="20" w:before="20"/>
+              <w:jc w:val="center"/>
+            </w:pPr>
+            <w:r>
+              <w:rPr>
+                <w:rFonts w:ascii="맑은 고딕" w:cs="맑은 고딕" w:eastAsia="맑은 고딕" w:hAnsi="맑은 고딕"/>
+                <w:b w:val="false"/>
+                <w:bCs w:val="false"/>
+                <w:color w:val="000000"/>
+                <w:sz w:val="18"/>
+                <w:szCs w:val="18"/>
+              </w:rPr>
+              <w:t xml:space="preserve">1</w:t>
+            </w:r>
+          </w:p>
+        </w:tc>
+        <w:tc>
+          <w:tcPr>
+            <w:tcW w:type="dxa" w:w="1542"/>
+            <w:tcMar>
+              <w:top w:type="dxa" w:w="60"/>
+              <w:left w:type="dxa" w:w="90"/>
+              <w:bottom w:type="dxa" w:w="60"/>
+              <w:right w:type="dxa" w:w="90"/>
+            </w:tcMar>
+            <w:vAlign w:val="center"/>
+          </w:tcPr>
+          <w:p>
+            <w:pPr>
+              <w:spacing w:after="20" w:before="20"/>
+              <w:jc w:val="center"/>
+            </w:pPr>
+            <w:r>
+              <w:rPr>
+                <w:rFonts w:ascii="맑은 고딕" w:cs="맑은 고딕" w:eastAsia="맑은 고딕" w:hAnsi="맑은 고딕"/>
+                <w:b w:val="false"/>
+                <w:bCs w:val="false"/>
+                <w:color w:val="000000"/>
+                <w:sz w:val="18"/>
+                <w:szCs w:val="18"/>
+              </w:rPr>
+              <w:t xml:space="preserve">적합</w:t>
+            </w:r>
+          </w:p>
+        </w:tc>
+      </w:tr>
+      <w:tr>
+        <w:tc>
+          <w:tcPr>
+            <w:tcW w:type="dxa" w:w="675"/>
+            <w:tcMar>
+              <w:top w:type="dxa" w:w="60"/>
+              <w:left w:type="dxa" w:w="90"/>
+              <w:bottom w:type="dxa" w:w="60"/>
+              <w:right w:type="dxa" w:w="90"/>
+            </w:tcMar>
+            <w:vAlign w:val="center"/>
+          </w:tcPr>
+          <w:p>
+            <w:pPr>
+              <w:spacing w:after="20" w:before="20"/>
+              <w:jc w:val="center"/>
+            </w:pPr>
+            <w:r>
+              <w:rPr>
+                <w:rFonts w:ascii="맑은 고딕" w:cs="맑은 고딕" w:eastAsia="맑은 고딕" w:hAnsi="맑은 고딕"/>
+                <w:b w:val="false"/>
+                <w:bCs w:val="false"/>
+                <w:color w:val="000000"/>
+                <w:sz w:val="18"/>
+                <w:szCs w:val="18"/>
+              </w:rPr>
+              <w:t xml:space="preserve">18</w:t>
+            </w:r>
+          </w:p>
+        </w:tc>
+        <w:tc>
+          <w:tcPr>
+            <w:tcW w:type="dxa" w:w="3181"/>
+            <w:tcMar>
+              <w:top w:type="dxa" w:w="60"/>
+              <w:left w:type="dxa" w:w="90"/>
+              <w:bottom w:type="dxa" w:w="60"/>
+              <w:right w:type="dxa" w:w="90"/>
+            </w:tcMar>
+            <w:vAlign w:val="center"/>
+          </w:tcPr>
+          <w:p>
+            <w:pPr>
+              <w:spacing w:after="20" w:before="20"/>
+              <w:jc w:val="left"/>
+            </w:pPr>
+            <w:r>
+              <w:rPr>
+                <w:rFonts w:ascii="맑은 고딕" w:cs="맑은 고딕" w:eastAsia="맑은 고딕" w:hAnsi="맑은 고딕"/>
+                <w:b w:val="false"/>
+                <w:bCs w:val="false"/>
+                <w:color w:val="000000"/>
+                <w:sz w:val="18"/>
+                <w:szCs w:val="18"/>
+              </w:rPr>
+              <w:t xml:space="preserve">영사용 스크린 #2</w:t>
+            </w:r>
+          </w:p>
+        </w:tc>
+        <w:tc>
+          <w:tcPr>
+            <w:tcW w:type="dxa" w:w="2313"/>
+            <w:tcMar>
+              <w:top w:type="dxa" w:w="60"/>
+              <w:left w:type="dxa" w:w="90"/>
+              <w:bottom w:type="dxa" w:w="60"/>
+              <w:right w:type="dxa" w:w="90"/>
+            </w:tcMar>
+            <w:vAlign w:val="center"/>
+          </w:tcPr>
+          <w:p>
+            <w:pPr>
+              <w:spacing w:after="20" w:before="20"/>
+              <w:jc w:val="left"/>
+            </w:pPr>
+            <w:r>
+              <w:rPr>
+                <w:rFonts w:ascii="맑은 고딕" w:cs="맑은 고딕" w:eastAsia="맑은 고딕" w:hAnsi="맑은 고딕"/>
+                <w:b w:val="false"/>
+                <w:bCs w:val="false"/>
+                <w:color w:val="000000"/>
+                <w:sz w:val="18"/>
+                <w:szCs w:val="18"/>
+              </w:rPr>
+              <w:t xml:space="preserve">MSC-BL180</w:t>
+            </w:r>
+          </w:p>
+        </w:tc>
+        <w:tc>
+          <w:tcPr>
+            <w:tcW w:type="dxa" w:w="964"/>
+            <w:tcMar>
+              <w:top w:type="dxa" w:w="60"/>
+              <w:left w:type="dxa" w:w="90"/>
+              <w:bottom w:type="dxa" w:w="60"/>
+              <w:right w:type="dxa" w:w="90"/>
+            </w:tcMar>
+            <w:vAlign w:val="center"/>
+          </w:tcPr>
+          <w:p>
+            <w:pPr>
+              <w:spacing w:after="20" w:before="20"/>
+              <w:jc w:val="center"/>
+            </w:pPr>
+            <w:r>
+              <w:rPr>
+                <w:rFonts w:ascii="맑은 고딕" w:cs="맑은 고딕" w:eastAsia="맑은 고딕" w:hAnsi="맑은 고딕"/>
+                <w:b w:val="false"/>
+                <w:bCs w:val="false"/>
+                <w:color w:val="000000"/>
+                <w:sz w:val="18"/>
+                <w:szCs w:val="18"/>
+              </w:rPr>
+              <w:t xml:space="preserve">식</w:t>
+            </w:r>
+          </w:p>
+        </w:tc>
+        <w:tc>
+          <w:tcPr>
+            <w:tcW w:type="dxa" w:w="964"/>
+            <w:tcMar>
+              <w:top w:type="dxa" w:w="60"/>
+              <w:left w:type="dxa" w:w="90"/>
+              <w:bottom w:type="dxa" w:w="60"/>
+              <w:right w:type="dxa" w:w="90"/>
+            </w:tcMar>
+            <w:vAlign w:val="center"/>
+          </w:tcPr>
+          <w:p>
+            <w:pPr>
+              <w:spacing w:after="20" w:before="20"/>
+              <w:jc w:val="center"/>
+            </w:pPr>
+            <w:r>
+              <w:rPr>
+                <w:rFonts w:ascii="맑은 고딕" w:cs="맑은 고딕" w:eastAsia="맑은 고딕" w:hAnsi="맑은 고딕"/>
+                <w:b w:val="false"/>
+                <w:bCs w:val="false"/>
+                <w:color w:val="000000"/>
+                <w:sz w:val="18"/>
+                <w:szCs w:val="18"/>
+              </w:rPr>
+              <w:t xml:space="preserve">1</w:t>
+            </w:r>
+          </w:p>
+        </w:tc>
+        <w:tc>
+          <w:tcPr>
+            <w:tcW w:type="dxa" w:w="1542"/>
+            <w:tcMar>
+              <w:top w:type="dxa" w:w="60"/>
+              <w:left w:type="dxa" w:w="90"/>
+              <w:bottom w:type="dxa" w:w="60"/>
+              <w:right w:type="dxa" w:w="90"/>
+            </w:tcMar>
+            <w:vAlign w:val="center"/>
+          </w:tcPr>
+          <w:p>
+            <w:pPr>
+              <w:spacing w:after="20" w:before="20"/>
+              <w:jc w:val="center"/>
+            </w:pPr>
+            <w:r>
+              <w:rPr>
+                <w:rFonts w:ascii="맑은 고딕" w:cs="맑은 고딕" w:eastAsia="맑은 고딕" w:hAnsi="맑은 고딕"/>
+                <w:b w:val="false"/>
+                <w:bCs w:val="false"/>
+                <w:color w:val="000000"/>
+                <w:sz w:val="18"/>
+                <w:szCs w:val="18"/>
+              </w:rPr>
+              <w:t xml:space="preserve">적합</w:t>
+            </w:r>
+          </w:p>
+        </w:tc>
+      </w:tr>
+      <w:tr>
+        <w:tc>
+          <w:tcPr>
+            <w:tcW w:type="dxa" w:w="675"/>
+            <w:tcMar>
+              <w:top w:type="dxa" w:w="60"/>
+              <w:left w:type="dxa" w:w="90"/>
+              <w:bottom w:type="dxa" w:w="60"/>
+              <w:right w:type="dxa" w:w="90"/>
+            </w:tcMar>
+            <w:vAlign w:val="center"/>
+          </w:tcPr>
+          <w:p>
+            <w:pPr>
+              <w:spacing w:after="20" w:before="20"/>
+              <w:jc w:val="center"/>
+            </w:pPr>
+            <w:r>
+              <w:rPr>
+                <w:rFonts w:ascii="맑은 고딕" w:cs="맑은 고딕" w:eastAsia="맑은 고딕" w:hAnsi="맑은 고딕"/>
+                <w:b w:val="false"/>
+                <w:bCs w:val="false"/>
+                <w:color w:val="000000"/>
+                <w:sz w:val="18"/>
+                <w:szCs w:val="18"/>
+              </w:rPr>
+              <w:t xml:space="preserve">19</w:t>
+            </w:r>
+          </w:p>
+        </w:tc>
+        <w:tc>
+          <w:tcPr>
+            <w:tcW w:type="dxa" w:w="3181"/>
+            <w:tcMar>
+              <w:top w:type="dxa" w:w="60"/>
+              <w:left w:type="dxa" w:w="90"/>
+              <w:bottom w:type="dxa" w:w="60"/>
+              <w:right w:type="dxa" w:w="90"/>
+            </w:tcMar>
+            <w:vAlign w:val="center"/>
+          </w:tcPr>
+          <w:p>
+            <w:pPr>
+              <w:spacing w:after="20" w:before="20"/>
+              <w:jc w:val="left"/>
+            </w:pPr>
+            <w:r>
+              <w:rPr>
+                <w:rFonts w:ascii="맑은 고딕" w:cs="맑은 고딕" w:eastAsia="맑은 고딕" w:hAnsi="맑은 고딕"/>
+                <w:b w:val="false"/>
+                <w:bCs w:val="false"/>
+                <w:color w:val="000000"/>
+                <w:sz w:val="18"/>
+                <w:szCs w:val="18"/>
+              </w:rPr>
+              <w:t xml:space="preserve">VDI 가상화 2차인증</w:t>
+            </w:r>
+          </w:p>
+        </w:tc>
+        <w:tc>
+          <w:tcPr>
+            <w:tcW w:type="dxa" w:w="2313"/>
+            <w:tcMar>
+              <w:top w:type="dxa" w:w="60"/>
+              <w:left w:type="dxa" w:w="90"/>
+              <w:bottom w:type="dxa" w:w="60"/>
+              <w:right w:type="dxa" w:w="90"/>
+            </w:tcMar>
+            <w:vAlign w:val="center"/>
+          </w:tcPr>
+          <w:p>
+            <w:pPr>
+              <w:spacing w:after="20" w:before="20"/>
+              <w:jc w:val="left"/>
+            </w:pPr>
+            <w:r>
+              <w:rPr>
+                <w:rFonts w:ascii="맑은 고딕" w:cs="맑은 고딕" w:eastAsia="맑은 고딕" w:hAnsi="맑은 고딕"/>
+                <w:b w:val="false"/>
+                <w:bCs w:val="false"/>
+                <w:color w:val="000000"/>
+                <w:sz w:val="18"/>
+                <w:szCs w:val="18"/>
+              </w:rPr>
+              <w:t xml:space="preserve">V-FRONT v7.0 E50</w:t>
+            </w:r>
+          </w:p>
+        </w:tc>
+        <w:tc>
+          <w:tcPr>
+            <w:tcW w:type="dxa" w:w="964"/>
+            <w:tcMar>
+              <w:top w:type="dxa" w:w="60"/>
+              <w:left w:type="dxa" w:w="90"/>
+              <w:bottom w:type="dxa" w:w="60"/>
+              <w:right w:type="dxa" w:w="90"/>
+            </w:tcMar>
+            <w:vAlign w:val="center"/>
+          </w:tcPr>
+          <w:p>
+            <w:pPr>
+              <w:spacing w:after="20" w:before="20"/>
+              <w:jc w:val="center"/>
+            </w:pPr>
+            <w:r>
+              <w:rPr>
+                <w:rFonts w:ascii="맑은 고딕" w:cs="맑은 고딕" w:eastAsia="맑은 고딕" w:hAnsi="맑은 고딕"/>
+                <w:b w:val="false"/>
+                <w:bCs w:val="false"/>
+                <w:color w:val="000000"/>
+                <w:sz w:val="18"/>
+                <w:szCs w:val="18"/>
+              </w:rPr>
+              <w:t xml:space="preserve">식</w:t>
+            </w:r>
+          </w:p>
+        </w:tc>
+        <w:tc>
+          <w:tcPr>
+            <w:tcW w:type="dxa" w:w="964"/>
+            <w:tcMar>
+              <w:top w:type="dxa" w:w="60"/>
+              <w:left w:type="dxa" w:w="90"/>
+              <w:bottom w:type="dxa" w:w="60"/>
+              <w:right w:type="dxa" w:w="90"/>
+            </w:tcMar>
+            <w:vAlign w:val="center"/>
+          </w:tcPr>
+          <w:p>
+            <w:pPr>
+              <w:spacing w:after="20" w:before="20"/>
+              <w:jc w:val="center"/>
+            </w:pPr>
+            <w:r>
+              <w:rPr>
+                <w:rFonts w:ascii="맑은 고딕" w:cs="맑은 고딕" w:eastAsia="맑은 고딕" w:hAnsi="맑은 고딕"/>
+                <w:b w:val="false"/>
+                <w:bCs w:val="false"/>
+                <w:color w:val="000000"/>
+                <w:sz w:val="18"/>
+                <w:szCs w:val="18"/>
+              </w:rPr>
+              <w:t xml:space="preserve">1</w:t>
+            </w:r>
+          </w:p>
+        </w:tc>
+        <w:tc>
+          <w:tcPr>
+            <w:tcW w:type="dxa" w:w="1542"/>
+            <w:tcMar>
+              <w:top w:type="dxa" w:w="60"/>
+              <w:left w:type="dxa" w:w="90"/>
+              <w:bottom w:type="dxa" w:w="60"/>
+              <w:right w:type="dxa" w:w="90"/>
+            </w:tcMar>
+            <w:vAlign w:val="center"/>
+          </w:tcPr>
+          <w:p>
+            <w:pPr>
+              <w:spacing w:after="20" w:before="20"/>
+              <w:jc w:val="center"/>
+            </w:pPr>
+            <w:r>
+              <w:rPr>
+                <w:rFonts w:ascii="맑은 고딕" w:cs="맑은 고딕" w:eastAsia="맑은 고딕" w:hAnsi="맑은 고딕"/>
+                <w:b w:val="false"/>
+                <w:bCs w:val="false"/>
+                <w:color w:val="000000"/>
+                <w:sz w:val="18"/>
+                <w:szCs w:val="18"/>
+              </w:rPr>
+              <w:t xml:space="preserve">적합</w:t>
+            </w:r>
+          </w:p>
+        </w:tc>
+      </w:tr>
+      <w:tr>
+        <w:tc>
+          <w:tcPr>
+            <w:tcW w:type="dxa" w:w="675"/>
+            <w:tcMar>
+              <w:top w:type="dxa" w:w="60"/>
+              <w:left w:type="dxa" w:w="90"/>
+              <w:bottom w:type="dxa" w:w="60"/>
+              <w:right w:type="dxa" w:w="90"/>
+            </w:tcMar>
+            <w:vAlign w:val="center"/>
+          </w:tcPr>
+          <w:p>
+            <w:pPr>
+              <w:spacing w:after="20" w:before="20"/>
+              <w:jc w:val="center"/>
+            </w:pPr>
+            <w:r>
+              <w:rPr>
+                <w:rFonts w:ascii="맑은 고딕" w:cs="맑은 고딕" w:eastAsia="맑은 고딕" w:hAnsi="맑은 고딕"/>
+                <w:b w:val="false"/>
+                <w:bCs w:val="false"/>
+                <w:color w:val="000000"/>
+                <w:sz w:val="18"/>
+                <w:szCs w:val="18"/>
+              </w:rPr>
+              <w:t xml:space="preserve">20</w:t>
+            </w:r>
+          </w:p>
+        </w:tc>
+        <w:tc>
+          <w:tcPr>
+            <w:tcW w:type="dxa" w:w="3181"/>
+            <w:tcMar>
+              <w:top w:type="dxa" w:w="60"/>
+              <w:left w:type="dxa" w:w="90"/>
+              <w:bottom w:type="dxa" w:w="60"/>
+              <w:right w:type="dxa" w:w="90"/>
+            </w:tcMar>
+            <w:vAlign w:val="center"/>
+          </w:tcPr>
+          <w:p>
+            <w:pPr>
+              <w:spacing w:after="20" w:before="20"/>
+              <w:jc w:val="left"/>
+            </w:pPr>
+            <w:r>
+              <w:rPr>
+                <w:rFonts w:ascii="맑은 고딕" w:cs="맑은 고딕" w:eastAsia="맑은 고딕" w:hAnsi="맑은 고딕"/>
+                <w:b w:val="false"/>
+                <w:bCs w:val="false"/>
+                <w:color w:val="000000"/>
+                <w:sz w:val="18"/>
+                <w:szCs w:val="18"/>
+              </w:rPr>
+              <w:t xml:space="preserve">서버백신</w:t>
+            </w:r>
+          </w:p>
+        </w:tc>
+        <w:tc>
+          <w:tcPr>
+            <w:tcW w:type="dxa" w:w="2313"/>
+            <w:tcMar>
+              <w:top w:type="dxa" w:w="60"/>
+              <w:left w:type="dxa" w:w="90"/>
+              <w:bottom w:type="dxa" w:w="60"/>
+              <w:right w:type="dxa" w:w="90"/>
+            </w:tcMar>
+            <w:vAlign w:val="center"/>
+          </w:tcPr>
+          <w:p>
+            <w:pPr>
+              <w:spacing w:after="20" w:before="20"/>
+              <w:jc w:val="left"/>
+            </w:pPr>
+            <w:r>
+              <w:rPr>
+                <w:rFonts w:ascii="맑은 고딕" w:cs="맑은 고딕" w:eastAsia="맑은 고딕" w:hAnsi="맑은 고딕"/>
+                <w:b w:val="false"/>
+                <w:bCs w:val="false"/>
+                <w:color w:val="000000"/>
+                <w:sz w:val="18"/>
+                <w:szCs w:val="18"/>
+              </w:rPr>
+              <w:t xml:space="preserve">ViRobot Security Server V1.0</w:t>
+            </w:r>
+          </w:p>
+        </w:tc>
+        <w:tc>
+          <w:tcPr>
+            <w:tcW w:type="dxa" w:w="964"/>
+            <w:tcMar>
+              <w:top w:type="dxa" w:w="60"/>
+              <w:left w:type="dxa" w:w="90"/>
+              <w:bottom w:type="dxa" w:w="60"/>
+              <w:right w:type="dxa" w:w="90"/>
+            </w:tcMar>
+            <w:vAlign w:val="center"/>
+          </w:tcPr>
+          <w:p>
+            <w:pPr>
+              <w:spacing w:after="20" w:before="20"/>
+              <w:jc w:val="center"/>
+            </w:pPr>
+            <w:r>
+              <w:rPr>
+                <w:rFonts w:ascii="맑은 고딕" w:cs="맑은 고딕" w:eastAsia="맑은 고딕" w:hAnsi="맑은 고딕"/>
+                <w:b w:val="false"/>
+                <w:bCs w:val="false"/>
+                <w:color w:val="000000"/>
+                <w:sz w:val="18"/>
+                <w:szCs w:val="18"/>
+              </w:rPr>
+              <w:t xml:space="preserve">식</w:t>
+            </w:r>
+          </w:p>
+        </w:tc>
+        <w:tc>
+          <w:tcPr>
+            <w:tcW w:type="dxa" w:w="964"/>
+            <w:tcMar>
+              <w:top w:type="dxa" w:w="60"/>
+              <w:left w:type="dxa" w:w="90"/>
+              <w:bottom w:type="dxa" w:w="60"/>
+              <w:right w:type="dxa" w:w="90"/>
+            </w:tcMar>
+            <w:vAlign w:val="center"/>
+          </w:tcPr>
+          <w:p>
+            <w:pPr>
+              <w:spacing w:after="20" w:before="20"/>
+              <w:jc w:val="center"/>
+            </w:pPr>
+            <w:r>
+              <w:rPr>
+                <w:rFonts w:ascii="맑은 고딕" w:cs="맑은 고딕" w:eastAsia="맑은 고딕" w:hAnsi="맑은 고딕"/>
+                <w:b w:val="false"/>
+                <w:bCs w:val="false"/>
+                <w:color w:val="000000"/>
+                <w:sz w:val="18"/>
+                <w:szCs w:val="18"/>
+              </w:rPr>
+              <w:t xml:space="preserve">1</w:t>
+            </w:r>
+          </w:p>
+        </w:tc>
+        <w:tc>
+          <w:tcPr>
+            <w:tcW w:type="dxa" w:w="1542"/>
+            <w:tcMar>
+              <w:top w:type="dxa" w:w="60"/>
+              <w:left w:type="dxa" w:w="90"/>
+              <w:bottom w:type="dxa" w:w="60"/>
+              <w:right w:type="dxa" w:w="90"/>
+            </w:tcMar>
+            <w:vAlign w:val="center"/>
+          </w:tcPr>
+          <w:p>
+            <w:pPr>
+              <w:spacing w:after="20" w:before="20"/>
+              <w:jc w:val="center"/>
+            </w:pPr>
+            <w:r>
+              <w:rPr>
+                <w:rFonts w:ascii="맑은 고딕" w:cs="맑은 고딕" w:eastAsia="맑은 고딕" w:hAnsi="맑은 고딕"/>
+                <w:b w:val="false"/>
+                <w:bCs w:val="false"/>
+                <w:color w:val="000000"/>
+                <w:sz w:val="18"/>
+                <w:szCs w:val="18"/>
+              </w:rPr>
+              <w:t xml:space="preserve">적합</w:t>
+            </w:r>
+          </w:p>
+        </w:tc>
+      </w:tr>
+      <w:tr>
+        <w:tc>
+          <w:tcPr>
+            <w:tcW w:type="dxa" w:w="675"/>
+            <w:gridSpan w:val="4"/>
+            <w:shd w:fill="F2F2F2" w:color="auto" w:val="clear"/>
+            <w:tcMar>
+              <w:top w:type="dxa" w:w="60"/>
+              <w:left w:type="dxa" w:w="90"/>
+              <w:bottom w:type="dxa" w:w="60"/>
+              <w:right w:type="dxa" w:w="90"/>
+            </w:tcMar>
+            <w:vAlign w:val="center"/>
+          </w:tcPr>
+          <w:p>
+            <w:pPr>
+              <w:spacing w:after="20" w:before="20"/>
+              <w:jc w:val="center"/>
+            </w:pPr>
+            <w:r>
+              <w:rPr>
+                <w:rFonts w:ascii="맑은 고딕" w:cs="맑은 고딕" w:eastAsia="맑은 고딕" w:hAnsi="맑은 고딕"/>
+                <w:b/>
+                <w:bCs/>
+                <w:color w:val="000000"/>
+                <w:sz w:val="18"/>
+                <w:szCs w:val="18"/>
+              </w:rPr>
+              <w:t xml:space="preserve">취득가액 계</w:t>
+            </w:r>
+          </w:p>
+        </w:tc>
+        <w:tc>
+          <w:tcPr>
+            <w:tcW w:type="dxa" w:w="3181"/>
+            <w:shd w:fill="F2F2F2" w:color="auto" w:val="clear"/>
+            <w:tcMar>
+              <w:top w:type="dxa" w:w="60"/>
+              <w:left w:type="dxa" w:w="90"/>
+              <w:bottom w:type="dxa" w:w="60"/>
+              <w:right w:type="dxa" w:w="90"/>
+            </w:tcMar>
+            <w:vAlign w:val="center"/>
+          </w:tcPr>
+          <w:p>
+            <w:pPr>
+              <w:spacing w:after="20" w:before="20"/>
+              <w:jc w:val="center"/>
+            </w:pPr>
+            <w:r>
+              <w:rPr>
+                <w:rFonts w:ascii="맑은 고딕" w:cs="맑은 고딕" w:eastAsia="맑은 고딕" w:hAnsi="맑은 고딕"/>
+                <w:b/>
+                <w:bCs/>
+                <w:color w:val="000000"/>
+                <w:sz w:val="18"/>
+                <w:szCs w:val="18"/>
+              </w:rPr>
+              <w:t xml:space="preserve">20건</w:t>
+            </w:r>
+          </w:p>
+        </w:tc>
+        <w:tc>
+          <w:tcPr>
+            <w:tcW w:type="dxa" w:w="2313"/>
+            <w:shd w:fill="F2F2F2" w:color="auto" w:val="clear"/>
+            <w:tcMar>
+              <w:top w:type="dxa" w:w="60"/>
+              <w:left w:type="dxa" w:w="90"/>
+              <w:bottom w:type="dxa" w:w="60"/>
+              <w:right w:type="dxa" w:w="90"/>
+            </w:tcMar>
+            <w:vAlign w:val="center"/>
+          </w:tcPr>
+          <w:p>
+            <w:pPr>
+              <w:spacing w:after="20" w:before="20"/>
+              <w:jc w:val="center"/>
+            </w:pPr>
+            <w:r>
+              <w:rPr>
+                <w:rFonts w:ascii="맑은 고딕" w:cs="맑은 고딕" w:eastAsia="맑은 고딕" w:hAnsi="맑은 고딕"/>
+                <w:b/>
+                <w:bCs/>
+                <w:color w:val="000000"/>
+                <w:sz w:val="18"/>
+                <w:szCs w:val="18"/>
+              </w:rPr>
+              <w:t xml:space="preserve">1,413,884,500원</w:t>
             </w:r>
           </w:p>
         </w:tc>
       </w:tr>
     </w:tbl>
+    <w:p>
+      <w:pPr>
+        <w:spacing w:after="40" w:before="60" w:line="300"/>
+        <w:jc w:val="left"/>
+      </w:pPr>
+      <w:r>
+        <w:rPr>
+          <w:rFonts w:ascii="맑은 고딕" w:cs="맑은 고딕" w:eastAsia="맑은 고딕" w:hAnsi="맑은 고딕"/>
+          <w:b w:val="false"/>
+          <w:bCs w:val="false"/>
+          <w:color w:val="2E5496"/>
+          <w:sz w:val="16"/>
+          <w:szCs w:val="16"/>
+        </w:rPr>
+        <w:t xml:space="preserve">※ 자산관리 시스템 연동 — SP-AI 취득자산 20건 자동 반영</w:t>
+      </w:r>
+    </w:p>
     <w:p>
       <w:pPr>
         <w:pBdr>
@@ -2254,7 +5004,7 @@
           <w:sz w:val="21"/>
           <w:szCs w:val="21"/>
         </w:rPr>
-        <w:t xml:space="preserve">2026.09.04</w:t>
+        <w:t xml:space="preserve">2026.09.06</w:t>
       </w:r>
     </w:p>
     <w:tbl>

--- a/output/검수조서_CP-2026-0009.docx
+++ b/output/검수조서_CP-2026-0009.docx
@@ -5004,7 +5004,7 @@
           <w:sz w:val="21"/>
           <w:szCs w:val="21"/>
         </w:rPr>
-        <w:t xml:space="preserve">2026.09.06</w:t>
+        <w:t xml:space="preserve">2026.09.07</w:t>
       </w:r>
     </w:p>
     <w:tbl>

--- a/output/검수조서_CP-2026-0009.docx
+++ b/output/검수조서_CP-2026-0009.docx
@@ -396,7 +396,7 @@
                 <w:sz w:val="18"/>
                 <w:szCs w:val="18"/>
               </w:rPr>
-              <w:t xml:space="preserve"/>
+              <w:t xml:space="preserve">3,865,781,379원 (집행액 기준)</w:t>
             </w:r>
           </w:p>
         </w:tc>
@@ -518,7 +518,7 @@
                 <w:sz w:val="18"/>
                 <w:szCs w:val="18"/>
               </w:rPr>
-              <w:t xml:space="preserve">        .     .     .</w:t>
+              <w:t xml:space="preserve">2026-11-30</w:t>
             </w:r>
           </w:p>
         </w:tc>
